--- a/Konsep Teknologi/Peran GPU dan Memori dalam Komputasi Kecerdasan Buatan.docx
+++ b/Konsep Teknologi/Peran GPU dan Memori dalam Komputasi Kecerdasan Buatan.docx
@@ -85,19 +85,12 @@
         <w:pStyle w:val="NormalWeb"/>
         <w:spacing w:line="360" w:lineRule="auto"/>
         <w:rPr>
-          <w:sz w:val="21"/>
-          <w:szCs w:val="21"/>
-        </w:rPr>
-      </w:pPr>
-      <w:r>
-        <w:rPr>
           <w:color w:val="000000" w:themeColor="text1"/>
           <w:sz w:val="21"/>
           <w:szCs w:val="21"/>
           <w:shd w:val="clear" w:color="auto" w:fill="FFFFFF"/>
         </w:rPr>
-        <w:t xml:space="preserve">Perkembangan kecerdasan buatan (Artificial Intelligence atau AI) mendorong kebutuhan terhadap GPU dan </w:t>
-      </w:r>
+      </w:pPr>
       <w:r>
         <w:rPr>
           <w:color w:val="000000" w:themeColor="text1"/>
@@ -105,7 +98,7 @@
           <w:szCs w:val="21"/>
           <w:shd w:val="clear" w:color="auto" w:fill="FFFFFF"/>
         </w:rPr>
-        <w:t>Memori</w:t>
+        <w:t>Perkembangan kecerdasan buatan (AI) semakin membutuhkan GPU dan memori yang mampu mengolah data serta melakukan perhitungan dalam jumlah besar secara cepat dan efisien. GPU memiliki kemampuan untuk memproses banyak tugas secara bersamaan, sehingga sangat berguna dalam bidang komputasi kecerdasan buatan. Memori seperti VRAM dan High Bandwidth Memory digunakan untuk menyimpan serta menyediakan data dan parameter model yang diperlukan dalam proses komputasi tersebut. Di sisi lain, meningkatnya permintaan memori yang digunakan untuk AI dan pusat data mendorong produsen untuk mengalokasikan kapasitas produksi ke memori dengan bandwidth tinggi.</w:t>
       </w:r>
       <w:r>
         <w:rPr>
@@ -114,7 +107,7 @@
           <w:szCs w:val="21"/>
           <w:shd w:val="clear" w:color="auto" w:fill="FFFFFF"/>
         </w:rPr>
-        <w:t xml:space="preserve"> yang mampu memproses data dan perhitungan dalam jumlah besar secara efisien. GPU memiliki kemampuan pemrosesan paralel yang mendukung komputasi AI, sedangkan</w:t>
+        <w:t xml:space="preserve"> Hal</w:t>
       </w:r>
       <w:r>
         <w:rPr>
@@ -123,39 +116,8 @@
           <w:szCs w:val="21"/>
           <w:shd w:val="clear" w:color="auto" w:fill="FFFFFF"/>
         </w:rPr>
-        <w:t xml:space="preserve"> memori seperti VRAM dan High Bandwidth Memory berfungsi menyediakan data dan parameter model untuk mendukung proses komputasi ini. </w:t>
-      </w:r>
-      <w:r>
-        <w:rPr>
-          <w:sz w:val="21"/>
-          <w:szCs w:val="21"/>
-        </w:rPr>
-        <w:t xml:space="preserve">Di sisi lain, meningkatnya permintaan terhadap memori untuk kebutuhan AI dan pusat data mendorong produsen mengalokasikan kapasitas produksi ke memori </w:t>
-      </w:r>
-      <w:r>
-        <w:rPr>
-          <w:sz w:val="21"/>
-          <w:szCs w:val="21"/>
-        </w:rPr>
-        <w:t xml:space="preserve">dengan </w:t>
-      </w:r>
-      <w:r>
-        <w:rPr>
-          <w:sz w:val="21"/>
-          <w:szCs w:val="21"/>
-        </w:rPr>
-        <w:t>bandwidth tinggi, sehingga pasokan DRAM untuk komputer umum dapat terpengaruh dan turut mendorong kenaikan harga RAM. Metode yang digunakan adalah studi literatur terhadap sumber ilmiah dan laporan industri yang relevan, disertai pengamatan data harga RAM pada toko online. Kajian ini diharapkan menunjukkan bahwa perkembangan AI tidak hanya meningkatkan tuntutan kinerja perangkat keras, tetapi juga memengaruhi kebutuhan produksi dan ketersediaan komponen memori di pasar.</w:t>
-      </w:r>
-    </w:p>
-    <w:p>
-      <w:pPr>
-        <w:pStyle w:val="NormalWeb"/>
-        <w:spacing w:line="360" w:lineRule="auto"/>
-        <w:rPr>
-          <w:sz w:val="21"/>
-          <w:szCs w:val="21"/>
-        </w:rPr>
-      </w:pPr>
+        <w:t xml:space="preserve"> ini menyebabkan pasokan DRAM untuk komputer biasa terganggu dan ikut mendorong kenaikan harga RAM. Metode yang digunakan adalah dengan membaca berbagai sumber ilmu pengetahuan serta laporan dari industri terkait, dan juga mengamati harga RAM di berbagai toko online. Kajian ini diharapkan dapat menunjukkan bahwa perkembangan teknologi AI tidak hanya meningkatkan persyaratan terhadap performa perangkat keras, tetapi juga mengubah kebutuhan dalam hal produksi dan ketersediaan komponen memori di pasar.</w:t>
+      </w:r>
     </w:p>
     <w:p>
       <w:pPr>
@@ -404,22 +366,7 @@
           <w:sz w:val="21"/>
           <w:szCs w:val="21"/>
         </w:rPr>
-        <w:t>Kecerdasan buatan (</w:t>
-      </w:r>
-      <w:r>
-        <w:rPr>
-          <w:rStyle w:val="Emphasis"/>
-          <w:sz w:val="21"/>
-          <w:szCs w:val="21"/>
-        </w:rPr>
-        <w:t>Artificial Intelligence</w:t>
-      </w:r>
-      <w:r>
-        <w:rPr>
-          <w:sz w:val="21"/>
-          <w:szCs w:val="21"/>
-        </w:rPr>
-        <w:t xml:space="preserve"> atau AI) membutuhkan perhitungan dalam jumlah besar karena proses pelatihannya melibatkan pengolahan data dan operasi matematika secara berulang. Salah satu </w:t>
+        <w:t xml:space="preserve">Kecerdasan buatan (AI) membutuhkan perhitungan yang cukup rumit, khususnya operasi mengalikan matriks yang dilakukan berkali-kali. GPU sering digunakan untuk mempercepat proses dengan cara </w:t>
       </w:r>
       <w:r>
         <w:rPr>
@@ -427,52 +374,7 @@
           <w:szCs w:val="21"/>
         </w:rPr>
         <w:lastRenderedPageBreak/>
-        <w:t>operasi penting dalam proses tersebut adalah perkalian matriks, yaitu kumpulan operasi perkalian dan penjumlahan angka yang dapat dilakukan secara paralel. Oleh karena itu, GPU (</w:t>
-      </w:r>
-      <w:r>
-        <w:rPr>
-          <w:rStyle w:val="Emphasis"/>
-          <w:sz w:val="21"/>
-          <w:szCs w:val="21"/>
-        </w:rPr>
-        <w:t>Graphics Processing Unit</w:t>
-      </w:r>
-      <w:r>
-        <w:rPr>
-          <w:sz w:val="21"/>
-          <w:szCs w:val="21"/>
-        </w:rPr>
-        <w:t>) banyak digunakan dalam komputasi AI karena mampu menjalankan banyak operasi secara bersamaan, sedangkan CPU (</w:t>
-      </w:r>
-      <w:r>
-        <w:rPr>
-          <w:rStyle w:val="Emphasis"/>
-          <w:sz w:val="21"/>
-          <w:szCs w:val="21"/>
-        </w:rPr>
-        <w:t>Central Processing Unit</w:t>
-      </w:r>
-      <w:r>
-        <w:rPr>
-          <w:sz w:val="21"/>
-          <w:szCs w:val="21"/>
-        </w:rPr>
-        <w:t>) dirancang untuk menangani beragam jenis tugas secara umum. Menurut John L. Hennessy dan David A. Patterson (2019), perkembangan arsitektur komputer semakin mengarah pada penggunaan perangkat keras khusus (</w:t>
-      </w:r>
-      <w:r>
-        <w:rPr>
-          <w:rStyle w:val="Emphasis"/>
-          <w:sz w:val="21"/>
-          <w:szCs w:val="21"/>
-        </w:rPr>
-        <w:t>domain-specific architectures</w:t>
-      </w:r>
-      <w:r>
-        <w:rPr>
-          <w:sz w:val="21"/>
-          <w:szCs w:val="21"/>
-        </w:rPr>
-        <w:t>) untuk meningkatkan kinerja dan efisiensi energi pada pekerjaan tertentu. GPU menjadi salah satu contoh perangkat keras yang dapat dimanfaatkan untuk mempercepat pekerjaan yang sesuai dengan kemampuannya.</w:t>
+        <w:t>melakukan pemrosesan paralel, sedangkan CPU bertugas mengelola berbagai macam tugas secara umum. Hennessy dan Patterson (2019) menyatakan bahwa arsitektur komputer terus berkembang dengan penggunaan perangkat keras khusus agar mampu meningkatkan kecepatan kerja serta menghemat penggunaan energi.</w:t>
       </w:r>
     </w:p>
     <w:p>
@@ -489,22 +391,23 @@
           <w:sz w:val="21"/>
           <w:szCs w:val="21"/>
         </w:rPr>
-        <w:t>Selain GPU, memori juga memiliki peran penting dalam mendukung proses komputasi kecerdasan buatan. Selama proses pelatihan maupun penggunaan model AI, data dan parameter model perlu disimpan serta diakses oleh unit pemroses. Jenis memori seperti VRAM pada kartu grafis dan HBM (</w:t>
-      </w:r>
-      <w:r>
-        <w:rPr>
-          <w:rStyle w:val="Emphasis"/>
-          <w:sz w:val="21"/>
-          <w:szCs w:val="21"/>
-        </w:rPr>
-        <w:t>High Bandwidth Memory</w:t>
-      </w:r>
-      <w:r>
-        <w:rPr>
-          <w:sz w:val="21"/>
-          <w:szCs w:val="21"/>
-        </w:rPr>
-        <w:t>) pada akselerator tertentu dirancang untuk mendukung kebutuhan akses data dengan bandwidth tinggi. Sementara itu, DRAM merupakan teknologi memori yang banyak digunakan sebagai RAM pada komputer. Kapasitas dan kecepatan transfer data dari memori dapat memengaruhi seberapa efisien perangkat keras menjalankan beban kerja AI.</w:t>
+        <w:t xml:space="preserve">Selain komponen pemroses, jenis memori seperti VRAM, HBM (High Bandwidth Memory), dan DRAM juga ikut serta dalam menyimpan dan menyalurkan data yang dibutuhkan untuk berlangsungnya proses komputasi. Penelitian yang dilakukan oleh Jouppi </w:t>
+      </w:r>
+      <w:proofErr w:type="gramStart"/>
+      <w:r>
+        <w:rPr>
+          <w:sz w:val="21"/>
+          <w:szCs w:val="21"/>
+        </w:rPr>
+        <w:t>dkk.pada</w:t>
+      </w:r>
+      <w:proofErr w:type="gramEnd"/>
+      <w:r>
+        <w:rPr>
+          <w:sz w:val="21"/>
+          <w:szCs w:val="21"/>
+        </w:rPr>
+        <w:t xml:space="preserve"> tahun 2017 terkait TPU menegaskan pentingnya desain unit komputasi dan memori dalam meningkatkan kinerja sistem kecerdasan buatan.</w:t>
       </w:r>
     </w:p>
     <w:p>
@@ -521,37 +424,7 @@
           <w:sz w:val="21"/>
           <w:szCs w:val="21"/>
         </w:rPr>
-        <w:t xml:space="preserve">Selain GPU, memori juga memiliki peran penting dalam mendukung komputasi kecerdasan buatan. Selama proses pelatihan dan penggunaan model AI, data serta parameter model perlu disimpan dan diakses oleh unit pemroses. Jenis memori seperti VRAM dan </w:t>
-      </w:r>
-      <w:r>
-        <w:rPr>
-          <w:rStyle w:val="Emphasis"/>
-          <w:sz w:val="21"/>
-          <w:szCs w:val="21"/>
-        </w:rPr>
-        <w:t>High Bandwidth Memory</w:t>
-      </w:r>
-      <w:r>
-        <w:rPr>
-          <w:sz w:val="21"/>
-          <w:szCs w:val="21"/>
-        </w:rPr>
-        <w:t xml:space="preserve"> (HBM) membantu memenuhi kebutuhan akses data pada GPU dan akselerator AI. Penelitian Jouppi dkk. (2017) mengenai </w:t>
-      </w:r>
-      <w:r>
-        <w:rPr>
-          <w:rStyle w:val="Emphasis"/>
-          <w:sz w:val="21"/>
-          <w:szCs w:val="21"/>
-        </w:rPr>
-        <w:t>Tensor Processing Unit</w:t>
-      </w:r>
-      <w:r>
-        <w:rPr>
-          <w:sz w:val="21"/>
-          <w:szCs w:val="21"/>
-        </w:rPr>
-        <w:t xml:space="preserve"> (TPU) menunjukkan bahwa kemampuan pemrosesan AI juga berkaitan dengan rancangan unit komputasi dan memori yang digunakan. Dengan demikian, kapasitas serta kecepatan transfer data memori menjadi aspek penting dalam mendukung kinerja sistem AI.</w:t>
+        <w:t>Meningkatnya permintaan akan komputasi AI juga memengaruhi sektor industri memori. Jishnu dan Ansari (2026) menyatakan bahwa produsen mengalihkan sebagian kapasitas produksi DRAM ke HBM agar bisa memenuhi permintaan dari pusat data AI. Kondisi ini bisa membuat pasokan DRAM biasa semakin ketat dan mengurangi harga RAM, meskipun masih ada faktor lain seperti permintaan pasar dan kapasitas produksi yang juga memengaruhi.</w:t>
       </w:r>
     </w:p>
     <w:p>
@@ -568,43 +441,8 @@
           <w:sz w:val="21"/>
           <w:szCs w:val="21"/>
         </w:rPr>
-        <w:t>Meningkatnya kebutuhan komputasi AI juga memengaruhi perkembangan industri memori. Pusat data AI membutuhkan memori berbandwidth tinggi, seperti HBM, untuk mendukung pemrosesan data dalam jumlah besar. Menurut Jishnu dan Ansari (2026) dalam laporan S&amp;P Global Market Intelligence, produsen memori mengalihkan sebagian kapasitas produksi ke HBM karena tingginya permintaan dari pusat data AI. Peralihan tersebut dapat memperketat pasokan DRAM konvensional yang digunakan pada komputer dan perangkat elektronik lainnya, sehingga turut memberikan tekanan terhadap harga. Namun, perubahan harga RAM juga dipengaruhi oleh faktor lain, seperti keseimbangan permintaan dan pasokan serta kapasitas produksi industri semikonduktor.</w:t>
-      </w:r>
-    </w:p>
-    <w:p>
-      <w:pPr>
-        <w:pStyle w:val="NormalWeb"/>
-        <w:spacing w:line="360" w:lineRule="auto"/>
-        <w:rPr>
-          <w:sz w:val="21"/>
-          <w:szCs w:val="21"/>
-        </w:rPr>
-      </w:pPr>
-      <w:r>
-        <w:rPr>
-          <w:sz w:val="21"/>
-          <w:szCs w:val="21"/>
-        </w:rPr>
-        <w:t xml:space="preserve">Berdasarkan kondisi tersebut, hubungan antara arsitektur komputer, kebutuhan memori AI, dan perkembangan industri semikonduktor perlu dipahami secara lebih mendalam. Pemahaman mengenai peran GPU dan memori dapat menjelaskan kebutuhan perangkat keras dalam menjalankan AI, sedangkan kajian terhadap industri memori dapat membantu mengidentifikasi faktor-faktor yang berkontribusi terhadap perubahan harga RAM. Oleh karena itu, kajian ini dilakukan untuk menjelaskan peran GPU dan </w:t>
-      </w:r>
-      <w:r>
-        <w:rPr>
-          <w:sz w:val="21"/>
-          <w:szCs w:val="21"/>
-        </w:rPr>
-        <w:lastRenderedPageBreak/>
-        <w:t>memori dalam komputasi kecerdasan buatan serta menganalisis hubungan antara meningkatnya kebutuhan perangkat keras AI dan kondisi pasar RAM berdasarkan sumber ilmiah dan laporan industri yang relevan.</w:t>
-      </w:r>
-    </w:p>
-    <w:p>
-      <w:pPr>
-        <w:pStyle w:val="NormalWeb"/>
-        <w:spacing w:line="360" w:lineRule="auto"/>
-        <w:rPr>
-          <w:sz w:val="21"/>
-          <w:szCs w:val="21"/>
-        </w:rPr>
-      </w:pPr>
+        <w:t>Oleh karena itu, penelitian ini membahas peran GPU dan memori dalam proses komputasi kecerdasan buatan serta hubungan antara peningkatan kebutuhan perangkat keras untuk AI dengan perubahan harga RAM, berdasarkan sumber ilmiah dan laporan dari industri.</w:t>
+      </w:r>
     </w:p>
     <w:p>
       <w:pPr>
@@ -663,6 +501,355 @@
     </w:p>
     <w:p>
       <w:pPr>
+        <w:spacing w:after="0" w:line="360" w:lineRule="auto"/>
+        <w:rPr>
+          <w:rFonts w:ascii="Times New Roman" w:eastAsia="Times New Roman" w:hAnsi="Times New Roman" w:cs="Times New Roman"/>
+          <w:sz w:val="21"/>
+          <w:szCs w:val="21"/>
+          <w:lang w:eastAsia="en-ID"/>
+        </w:rPr>
+      </w:pPr>
+      <w:r>
+        <w:rPr>
+          <w:rFonts w:ascii="Times New Roman" w:eastAsia="Times New Roman" w:hAnsi="Times New Roman" w:cs="Times New Roman"/>
+          <w:sz w:val="21"/>
+          <w:szCs w:val="21"/>
+          <w:lang w:eastAsia="en-ID"/>
+        </w:rPr>
+        <w:t xml:space="preserve">Kecerdasan buatan </w:t>
+      </w:r>
+      <w:r>
+        <w:rPr>
+          <w:rFonts w:ascii="Times New Roman" w:eastAsia="Times New Roman" w:hAnsi="Times New Roman" w:cs="Times New Roman"/>
+          <w:bCs/>
+          <w:sz w:val="21"/>
+          <w:szCs w:val="21"/>
+          <w:lang w:eastAsia="en-ID"/>
+        </w:rPr>
+        <w:t>yang dikenal dengan nama</w:t>
+      </w:r>
+      <w:r>
+        <w:rPr>
+          <w:rFonts w:ascii="Times New Roman" w:eastAsia="Times New Roman" w:hAnsi="Times New Roman" w:cs="Times New Roman"/>
+          <w:sz w:val="21"/>
+          <w:szCs w:val="21"/>
+          <w:lang w:eastAsia="en-ID"/>
+        </w:rPr>
+        <w:t xml:space="preserve"> AI</w:t>
+      </w:r>
+      <w:r>
+        <w:rPr>
+          <w:rFonts w:ascii="Times New Roman" w:eastAsia="Times New Roman" w:hAnsi="Times New Roman" w:cs="Times New Roman"/>
+          <w:b/>
+          <w:bCs/>
+          <w:sz w:val="21"/>
+          <w:szCs w:val="21"/>
+          <w:lang w:eastAsia="en-ID"/>
+        </w:rPr>
+        <w:t xml:space="preserve"> </w:t>
+      </w:r>
+      <w:r>
+        <w:rPr>
+          <w:rFonts w:ascii="Times New Roman" w:eastAsia="Times New Roman" w:hAnsi="Times New Roman" w:cs="Times New Roman"/>
+          <w:bCs/>
+          <w:sz w:val="21"/>
+          <w:szCs w:val="21"/>
+          <w:lang w:eastAsia="en-ID"/>
+        </w:rPr>
+        <w:t>adalah cabang dari</w:t>
+      </w:r>
+      <w:r>
+        <w:rPr>
+          <w:rFonts w:ascii="Times New Roman" w:eastAsia="Times New Roman" w:hAnsi="Times New Roman" w:cs="Times New Roman"/>
+          <w:sz w:val="21"/>
+          <w:szCs w:val="21"/>
+          <w:lang w:eastAsia="en-ID"/>
+        </w:rPr>
+        <w:t xml:space="preserve"> ilmu komputer yang </w:t>
+      </w:r>
+      <w:r>
+        <w:rPr>
+          <w:rFonts w:ascii="Times New Roman" w:eastAsia="Times New Roman" w:hAnsi="Times New Roman" w:cs="Times New Roman"/>
+          <w:bCs/>
+          <w:sz w:val="21"/>
+          <w:szCs w:val="21"/>
+          <w:lang w:eastAsia="en-ID"/>
+        </w:rPr>
+        <w:t>menciptakan</w:t>
+      </w:r>
+      <w:r>
+        <w:rPr>
+          <w:rFonts w:ascii="Times New Roman" w:eastAsia="Times New Roman" w:hAnsi="Times New Roman" w:cs="Times New Roman"/>
+          <w:sz w:val="21"/>
+          <w:szCs w:val="21"/>
+          <w:lang w:eastAsia="en-ID"/>
+        </w:rPr>
+        <w:t xml:space="preserve"> sistem </w:t>
+      </w:r>
+      <w:r>
+        <w:rPr>
+          <w:rFonts w:ascii="Times New Roman" w:eastAsia="Times New Roman" w:hAnsi="Times New Roman" w:cs="Times New Roman"/>
+          <w:bCs/>
+          <w:sz w:val="21"/>
+          <w:szCs w:val="21"/>
+          <w:lang w:eastAsia="en-ID"/>
+        </w:rPr>
+        <w:t>agar dapat melaksanakan</w:t>
+      </w:r>
+      <w:r>
+        <w:rPr>
+          <w:rFonts w:ascii="Times New Roman" w:eastAsia="Times New Roman" w:hAnsi="Times New Roman" w:cs="Times New Roman"/>
+          <w:sz w:val="21"/>
+          <w:szCs w:val="21"/>
+          <w:lang w:eastAsia="en-ID"/>
+        </w:rPr>
+        <w:t xml:space="preserve"> tugas</w:t>
+      </w:r>
+      <w:r>
+        <w:rPr>
+          <w:rFonts w:ascii="Times New Roman" w:eastAsia="Times New Roman" w:hAnsi="Times New Roman" w:cs="Times New Roman"/>
+          <w:b/>
+          <w:bCs/>
+          <w:sz w:val="21"/>
+          <w:szCs w:val="21"/>
+          <w:lang w:eastAsia="en-ID"/>
+        </w:rPr>
+        <w:t>-</w:t>
+      </w:r>
+      <w:r>
+        <w:rPr>
+          <w:rFonts w:ascii="Times New Roman" w:eastAsia="Times New Roman" w:hAnsi="Times New Roman" w:cs="Times New Roman"/>
+          <w:bCs/>
+          <w:sz w:val="21"/>
+          <w:szCs w:val="21"/>
+          <w:lang w:eastAsia="en-ID"/>
+        </w:rPr>
+        <w:t>tugas</w:t>
+      </w:r>
+      <w:r>
+        <w:rPr>
+          <w:rFonts w:ascii="Times New Roman" w:eastAsia="Times New Roman" w:hAnsi="Times New Roman" w:cs="Times New Roman"/>
+          <w:b/>
+          <w:bCs/>
+          <w:sz w:val="21"/>
+          <w:szCs w:val="21"/>
+          <w:lang w:eastAsia="en-ID"/>
+        </w:rPr>
+        <w:t xml:space="preserve"> </w:t>
+      </w:r>
+      <w:r>
+        <w:rPr>
+          <w:rFonts w:ascii="Times New Roman" w:eastAsia="Times New Roman" w:hAnsi="Times New Roman" w:cs="Times New Roman"/>
+          <w:sz w:val="21"/>
+          <w:szCs w:val="21"/>
+          <w:lang w:eastAsia="en-ID"/>
+        </w:rPr>
+        <w:t xml:space="preserve">yang </w:t>
+      </w:r>
+      <w:r>
+        <w:rPr>
+          <w:rFonts w:ascii="Times New Roman" w:eastAsia="Times New Roman" w:hAnsi="Times New Roman" w:cs="Times New Roman"/>
+          <w:bCs/>
+          <w:sz w:val="21"/>
+          <w:szCs w:val="21"/>
+          <w:lang w:eastAsia="en-ID"/>
+        </w:rPr>
+        <w:t>biasanya memerlukan</w:t>
+      </w:r>
+      <w:r>
+        <w:rPr>
+          <w:rFonts w:ascii="Times New Roman" w:eastAsia="Times New Roman" w:hAnsi="Times New Roman" w:cs="Times New Roman"/>
+          <w:sz w:val="21"/>
+          <w:szCs w:val="21"/>
+          <w:lang w:eastAsia="en-ID"/>
+        </w:rPr>
+        <w:t xml:space="preserve"> kecerdasan manusia, </w:t>
+      </w:r>
+      <w:r>
+        <w:rPr>
+          <w:rFonts w:ascii="Times New Roman" w:eastAsia="Times New Roman" w:hAnsi="Times New Roman" w:cs="Times New Roman"/>
+          <w:bCs/>
+          <w:sz w:val="21"/>
+          <w:szCs w:val="21"/>
+          <w:lang w:eastAsia="en-ID"/>
+        </w:rPr>
+        <w:t>misalnya dalam</w:t>
+      </w:r>
+      <w:r>
+        <w:rPr>
+          <w:rFonts w:ascii="Times New Roman" w:eastAsia="Times New Roman" w:hAnsi="Times New Roman" w:cs="Times New Roman"/>
+          <w:sz w:val="21"/>
+          <w:szCs w:val="21"/>
+          <w:lang w:eastAsia="en-ID"/>
+        </w:rPr>
+        <w:t xml:space="preserve"> mengenali pola, memahami bahasa, dan </w:t>
+      </w:r>
+      <w:r>
+        <w:rPr>
+          <w:rFonts w:ascii="Times New Roman" w:eastAsia="Times New Roman" w:hAnsi="Times New Roman" w:cs="Times New Roman"/>
+          <w:bCs/>
+          <w:sz w:val="21"/>
+          <w:szCs w:val="21"/>
+          <w:lang w:eastAsia="en-ID"/>
+        </w:rPr>
+        <w:t>melakukan</w:t>
+      </w:r>
+      <w:r>
+        <w:rPr>
+          <w:rFonts w:ascii="Times New Roman" w:eastAsia="Times New Roman" w:hAnsi="Times New Roman" w:cs="Times New Roman"/>
+          <w:sz w:val="21"/>
+          <w:szCs w:val="21"/>
+          <w:lang w:eastAsia="en-ID"/>
+        </w:rPr>
+        <w:t xml:space="preserve"> prediksi. Salah satu </w:t>
+      </w:r>
+      <w:r>
+        <w:rPr>
+          <w:rFonts w:ascii="Times New Roman" w:eastAsia="Times New Roman" w:hAnsi="Times New Roman" w:cs="Times New Roman"/>
+          <w:bCs/>
+          <w:sz w:val="21"/>
+          <w:szCs w:val="21"/>
+          <w:lang w:eastAsia="en-ID"/>
+        </w:rPr>
+        <w:t>metode yang digunakan dalam bidang ini</w:t>
+      </w:r>
+      <w:r>
+        <w:rPr>
+          <w:rFonts w:ascii="Times New Roman" w:eastAsia="Times New Roman" w:hAnsi="Times New Roman" w:cs="Times New Roman"/>
+          <w:sz w:val="21"/>
+          <w:szCs w:val="21"/>
+          <w:lang w:eastAsia="en-ID"/>
+        </w:rPr>
+        <w:t xml:space="preserve"> adalah </w:t>
+      </w:r>
+      <w:r>
+        <w:rPr>
+          <w:rFonts w:ascii="Times New Roman" w:eastAsia="Times New Roman" w:hAnsi="Times New Roman" w:cs="Times New Roman"/>
+          <w:bCs/>
+          <w:sz w:val="21"/>
+          <w:szCs w:val="21"/>
+          <w:lang w:eastAsia="en-ID"/>
+        </w:rPr>
+        <w:t>pembelajaran mendalam</w:t>
+      </w:r>
+      <w:r>
+        <w:rPr>
+          <w:rFonts w:ascii="Times New Roman" w:eastAsia="Times New Roman" w:hAnsi="Times New Roman" w:cs="Times New Roman"/>
+          <w:sz w:val="21"/>
+          <w:szCs w:val="21"/>
+          <w:lang w:eastAsia="en-ID"/>
+        </w:rPr>
+        <w:t xml:space="preserve">, yaitu </w:t>
+      </w:r>
+      <w:r>
+        <w:rPr>
+          <w:rFonts w:ascii="Times New Roman" w:eastAsia="Times New Roman" w:hAnsi="Times New Roman" w:cs="Times New Roman"/>
+          <w:bCs/>
+          <w:sz w:val="21"/>
+          <w:szCs w:val="21"/>
+          <w:lang w:eastAsia="en-ID"/>
+        </w:rPr>
+        <w:t>teknik</w:t>
+      </w:r>
+      <w:r>
+        <w:rPr>
+          <w:rFonts w:ascii="Times New Roman" w:eastAsia="Times New Roman" w:hAnsi="Times New Roman" w:cs="Times New Roman"/>
+          <w:sz w:val="21"/>
+          <w:szCs w:val="21"/>
+          <w:lang w:eastAsia="en-ID"/>
+        </w:rPr>
+        <w:t xml:space="preserve"> pembelajaran mesin yang </w:t>
+      </w:r>
+      <w:r>
+        <w:rPr>
+          <w:rFonts w:ascii="Times New Roman" w:eastAsia="Times New Roman" w:hAnsi="Times New Roman" w:cs="Times New Roman"/>
+          <w:bCs/>
+          <w:sz w:val="21"/>
+          <w:szCs w:val="21"/>
+          <w:lang w:eastAsia="en-ID"/>
+        </w:rPr>
+        <w:t>memanfaatkan</w:t>
+      </w:r>
+      <w:r>
+        <w:rPr>
+          <w:rFonts w:ascii="Times New Roman" w:eastAsia="Times New Roman" w:hAnsi="Times New Roman" w:cs="Times New Roman"/>
+          <w:sz w:val="21"/>
+          <w:szCs w:val="21"/>
+          <w:lang w:eastAsia="en-ID"/>
+        </w:rPr>
+        <w:t xml:space="preserve"> jaringan saraf tiruan </w:t>
+      </w:r>
+      <w:r>
+        <w:rPr>
+          <w:rFonts w:ascii="Times New Roman" w:eastAsia="Times New Roman" w:hAnsi="Times New Roman" w:cs="Times New Roman"/>
+          <w:bCs/>
+          <w:sz w:val="21"/>
+          <w:szCs w:val="21"/>
+          <w:lang w:eastAsia="en-ID"/>
+        </w:rPr>
+        <w:t>yang bertingkat</w:t>
+      </w:r>
+      <w:r>
+        <w:rPr>
+          <w:rFonts w:ascii="Times New Roman" w:eastAsia="Times New Roman" w:hAnsi="Times New Roman" w:cs="Times New Roman"/>
+          <w:sz w:val="21"/>
+          <w:szCs w:val="21"/>
+          <w:lang w:eastAsia="en-ID"/>
+        </w:rPr>
+        <w:t xml:space="preserve"> untuk </w:t>
+      </w:r>
+      <w:r>
+        <w:rPr>
+          <w:rFonts w:ascii="Times New Roman" w:eastAsia="Times New Roman" w:hAnsi="Times New Roman" w:cs="Times New Roman"/>
+          <w:bCs/>
+          <w:sz w:val="21"/>
+          <w:szCs w:val="21"/>
+          <w:lang w:eastAsia="en-ID"/>
+        </w:rPr>
+        <w:t>memahami</w:t>
+      </w:r>
+      <w:r>
+        <w:rPr>
+          <w:rFonts w:ascii="Times New Roman" w:eastAsia="Times New Roman" w:hAnsi="Times New Roman" w:cs="Times New Roman"/>
+          <w:sz w:val="21"/>
+          <w:szCs w:val="21"/>
+          <w:lang w:eastAsia="en-ID"/>
+        </w:rPr>
+        <w:t xml:space="preserve"> pola</w:t>
+      </w:r>
+      <w:r>
+        <w:rPr>
+          <w:rFonts w:ascii="Times New Roman" w:eastAsia="Times New Roman" w:hAnsi="Times New Roman" w:cs="Times New Roman"/>
+          <w:b/>
+          <w:bCs/>
+          <w:sz w:val="21"/>
+          <w:szCs w:val="21"/>
+          <w:lang w:eastAsia="en-ID"/>
+        </w:rPr>
+        <w:t>-</w:t>
+      </w:r>
+      <w:r>
+        <w:rPr>
+          <w:rFonts w:ascii="Times New Roman" w:eastAsia="Times New Roman" w:hAnsi="Times New Roman" w:cs="Times New Roman"/>
+          <w:bCs/>
+          <w:sz w:val="21"/>
+          <w:szCs w:val="21"/>
+          <w:lang w:eastAsia="en-ID"/>
+        </w:rPr>
+        <w:t>pola yang terdapat dalam</w:t>
+      </w:r>
+      <w:r>
+        <w:rPr>
+          <w:rFonts w:ascii="Times New Roman" w:eastAsia="Times New Roman" w:hAnsi="Times New Roman" w:cs="Times New Roman"/>
+          <w:sz w:val="21"/>
+          <w:szCs w:val="21"/>
+          <w:lang w:eastAsia="en-ID"/>
+        </w:rPr>
+        <w:t xml:space="preserve"> data.</w:t>
+      </w:r>
+    </w:p>
+    <w:p>
+      <w:pPr>
         <w:spacing w:before="100" w:beforeAutospacing="1" w:after="100" w:afterAutospacing="1" w:line="360" w:lineRule="auto"/>
         <w:rPr>
           <w:rFonts w:ascii="Times New Roman" w:eastAsia="Times New Roman" w:hAnsi="Times New Roman" w:cs="Times New Roman"/>
@@ -678,7 +865,7 @@
           <w:szCs w:val="21"/>
           <w:lang w:eastAsia="en-ID"/>
         </w:rPr>
-        <w:t>Kecerdasan buatan (</w:t>
+        <w:t xml:space="preserve">Pelatihan dan penggunaan model AI melibatkan perhitungan berulang, termasuk operasi perkalian dan penjumlahan matriks. Semakin kompleks model dan beban kerjanya, semakin besar kebutuhan komputasinya. Jouppi dkk. (2017) menunjukkan bahwa kebutuhan tersebut mendorong pengembangan perangkat keras khusus, seperti </w:t>
       </w:r>
       <w:r>
         <w:rPr>
@@ -689,17 +876,49 @@
           <w:szCs w:val="21"/>
           <w:lang w:eastAsia="en-ID"/>
         </w:rPr>
-        <w:t>Artificial Intelligence</w:t>
-      </w:r>
-      <w:r>
-        <w:rPr>
-          <w:rFonts w:ascii="Times New Roman" w:eastAsia="Times New Roman" w:hAnsi="Times New Roman" w:cs="Times New Roman"/>
-          <w:sz w:val="21"/>
-          <w:szCs w:val="21"/>
-          <w:lang w:eastAsia="en-ID"/>
-        </w:rPr>
-        <w:t xml:space="preserve"> atau AI) merupakan bidang ilmu komputer yang mengembangkan sistem agar mampu menjalankan tugas yang biasanya membutuhkan kemampuan kecerdasan manusia, seperti mengenali pola, memahami bahasa, dan membuat prediksi. Salah satu pendekatan dalam AI adalah </w:t>
-      </w:r>
+        <w:t>Tensor Processing Unit</w:t>
+      </w:r>
+      <w:r>
+        <w:rPr>
+          <w:rFonts w:ascii="Times New Roman" w:eastAsia="Times New Roman" w:hAnsi="Times New Roman" w:cs="Times New Roman"/>
+          <w:sz w:val="21"/>
+          <w:szCs w:val="21"/>
+          <w:lang w:eastAsia="en-ID"/>
+        </w:rPr>
+        <w:t xml:space="preserve"> (TPU), untuk menjalankan komputasi jaringan saraf secara efisien.</w:t>
+      </w:r>
+    </w:p>
+    <w:p>
+      <w:pPr>
+        <w:spacing w:before="100" w:beforeAutospacing="1" w:after="100" w:afterAutospacing="1" w:line="360" w:lineRule="auto"/>
+        <w:ind w:firstLine="720"/>
+        <w:rPr>
+          <w:rFonts w:ascii="Times New Roman" w:eastAsia="Times New Roman" w:hAnsi="Times New Roman" w:cs="Times New Roman"/>
+          <w:sz w:val="21"/>
+          <w:szCs w:val="21"/>
+          <w:lang w:eastAsia="en-ID"/>
+        </w:rPr>
+      </w:pPr>
+      <w:r>
+        <w:rPr>
+          <w:rFonts w:ascii="Times New Roman" w:eastAsia="Times New Roman" w:hAnsi="Times New Roman" w:cs="Times New Roman"/>
+          <w:sz w:val="21"/>
+          <w:szCs w:val="21"/>
+          <w:lang w:eastAsia="en-ID"/>
+        </w:rPr>
+        <w:t>2.2 Arsitektur CPU dan GPU</w:t>
+      </w:r>
+    </w:p>
+    <w:p>
+      <w:pPr>
+        <w:spacing w:before="100" w:beforeAutospacing="1" w:after="100" w:afterAutospacing="1" w:line="360" w:lineRule="auto"/>
+        <w:rPr>
+          <w:rFonts w:ascii="Times New Roman" w:eastAsia="Times New Roman" w:hAnsi="Times New Roman" w:cs="Times New Roman"/>
+          <w:sz w:val="21"/>
+          <w:szCs w:val="21"/>
+          <w:lang w:eastAsia="en-ID"/>
+        </w:rPr>
+      </w:pPr>
       <w:r>
         <w:rPr>
           <w:rFonts w:ascii="Times New Roman" w:eastAsia="Times New Roman" w:hAnsi="Times New Roman" w:cs="Times New Roman"/>
@@ -709,56 +928,16 @@
           <w:szCs w:val="21"/>
           <w:lang w:eastAsia="en-ID"/>
         </w:rPr>
-        <w:t>deep learning</w:t>
-      </w:r>
-      <w:r>
-        <w:rPr>
-          <w:rFonts w:ascii="Times New Roman" w:eastAsia="Times New Roman" w:hAnsi="Times New Roman" w:cs="Times New Roman"/>
-          <w:sz w:val="21"/>
-          <w:szCs w:val="21"/>
-          <w:lang w:eastAsia="en-ID"/>
-        </w:rPr>
-        <w:t>, yaitu metode pembelajaran mesin yang menggunakan jaringan saraf tiruan dengan banyak lapisan untuk mempelajari pola dari data.</w:t>
-      </w:r>
-    </w:p>
-    <w:p>
-      <w:pPr>
-        <w:spacing w:before="100" w:beforeAutospacing="1" w:after="100" w:afterAutospacing="1" w:line="360" w:lineRule="auto"/>
-        <w:rPr>
-          <w:rFonts w:ascii="Times New Roman" w:eastAsia="Times New Roman" w:hAnsi="Times New Roman" w:cs="Times New Roman"/>
-          <w:sz w:val="21"/>
-          <w:szCs w:val="21"/>
-          <w:lang w:eastAsia="en-ID"/>
-        </w:rPr>
-      </w:pPr>
-      <w:r>
-        <w:rPr>
-          <w:rFonts w:ascii="Times New Roman" w:eastAsia="Times New Roman" w:hAnsi="Times New Roman" w:cs="Times New Roman"/>
-          <w:sz w:val="21"/>
-          <w:szCs w:val="21"/>
-          <w:lang w:eastAsia="en-ID"/>
-        </w:rPr>
-        <w:t>Dalam proses pelatihan, model AI melakukan perhitungan secara berulang untuk menyesuaikan parameter berdasarkan data yang digunakan. Proses ini dapat melibatkan operasi matematika dalam jumlah besar, khususnya perkalian dan penjumlahan matriks. Semakin kompleks model dan semakin besar beban kerja yang diproses, semakin tinggi pula kebutuhan komputasinya. Oleh karena itu, arsitektur perangkat keras menjadi salah satu faktor penting dalam mendukung kinerja sistem AI (Hennessy &amp; Patterson, 2019).</w:t>
-      </w:r>
-    </w:p>
-    <w:p>
-      <w:pPr>
-        <w:spacing w:before="100" w:beforeAutospacing="1" w:after="100" w:afterAutospacing="1" w:line="360" w:lineRule="auto"/>
-        <w:rPr>
-          <w:rFonts w:ascii="Times New Roman" w:eastAsia="Times New Roman" w:hAnsi="Times New Roman" w:cs="Times New Roman"/>
-          <w:sz w:val="21"/>
-          <w:szCs w:val="21"/>
-          <w:lang w:eastAsia="en-ID"/>
-        </w:rPr>
-      </w:pPr>
-      <w:r>
-        <w:rPr>
-          <w:rFonts w:ascii="Times New Roman" w:eastAsia="Times New Roman" w:hAnsi="Times New Roman" w:cs="Times New Roman"/>
-          <w:sz w:val="21"/>
-          <w:szCs w:val="21"/>
-          <w:lang w:eastAsia="en-ID"/>
-        </w:rPr>
-        <w:t xml:space="preserve">Jouppi dkk. (2017) membahas penggunaan akselerator khusus yang disebut </w:t>
+        <w:t>Central Processing Unit</w:t>
+      </w:r>
+      <w:r>
+        <w:rPr>
+          <w:rFonts w:ascii="Times New Roman" w:eastAsia="Times New Roman" w:hAnsi="Times New Roman" w:cs="Times New Roman"/>
+          <w:sz w:val="21"/>
+          <w:szCs w:val="21"/>
+          <w:lang w:eastAsia="en-ID"/>
+        </w:rPr>
+        <w:t xml:space="preserve"> (CPU) merupakan unit pemrosesan utama yang menangani beragam instruksi dan tugas umum komputer. Sementara itu, </w:t>
       </w:r>
       <w:r>
         <w:rPr>
@@ -769,16 +948,66 @@
           <w:szCs w:val="21"/>
           <w:lang w:eastAsia="en-ID"/>
         </w:rPr>
-        <w:t>Tensor Processing Unit</w:t>
-      </w:r>
-      <w:r>
-        <w:rPr>
-          <w:rFonts w:ascii="Times New Roman" w:eastAsia="Times New Roman" w:hAnsi="Times New Roman" w:cs="Times New Roman"/>
-          <w:sz w:val="21"/>
-          <w:szCs w:val="21"/>
-          <w:lang w:eastAsia="en-ID"/>
-        </w:rPr>
-        <w:t xml:space="preserve"> (TPU) untuk mempercepat proses inferensi jaringan saraf di pusat data. Penelitian tersebut menunjukkan bahwa kebutuhan komputasi jaringan saraf mendorong pengembangan perangkat keras yang dirancang untuk beban kerja tertentu. Hal ini memperlihatkan bahwa perkembangan AI tidak hanya bergantung pada algoritma dan data, tetapi juga pada kemampuan perangkat keras dalam menjalankan perhitungan secara efisien.</w:t>
+        <w:t>Graphics Processing Unit</w:t>
+      </w:r>
+      <w:r>
+        <w:rPr>
+          <w:rFonts w:ascii="Times New Roman" w:eastAsia="Times New Roman" w:hAnsi="Times New Roman" w:cs="Times New Roman"/>
+          <w:sz w:val="21"/>
+          <w:szCs w:val="21"/>
+          <w:lang w:eastAsia="en-ID"/>
+        </w:rPr>
+        <w:t xml:space="preserve"> (GPU) mampu menjalankan banyak </w:t>
+      </w:r>
+      <w:r>
+        <w:rPr>
+          <w:rFonts w:ascii="Times New Roman" w:eastAsia="Times New Roman" w:hAnsi="Times New Roman" w:cs="Times New Roman"/>
+          <w:sz w:val="21"/>
+          <w:szCs w:val="21"/>
+          <w:lang w:eastAsia="en-ID"/>
+        </w:rPr>
+        <w:lastRenderedPageBreak/>
+        <w:t>operasi secara paralel sehingga cocok untuk pekerjaan seperti perkalian matriks yang banyak digunakan dalam komputasi AI.</w:t>
+      </w:r>
+    </w:p>
+    <w:p>
+      <w:pPr>
+        <w:spacing w:before="100" w:beforeAutospacing="1" w:after="100" w:afterAutospacing="1" w:line="360" w:lineRule="auto"/>
+        <w:rPr>
+          <w:rFonts w:ascii="Times New Roman" w:eastAsia="Times New Roman" w:hAnsi="Times New Roman" w:cs="Times New Roman"/>
+          <w:sz w:val="21"/>
+          <w:szCs w:val="21"/>
+          <w:lang w:eastAsia="en-ID"/>
+        </w:rPr>
+      </w:pPr>
+      <w:r>
+        <w:rPr>
+          <w:rFonts w:ascii="Times New Roman" w:eastAsia="Times New Roman" w:hAnsi="Times New Roman" w:cs="Times New Roman"/>
+          <w:sz w:val="21"/>
+          <w:szCs w:val="21"/>
+          <w:lang w:eastAsia="en-ID"/>
+        </w:rPr>
+        <w:t>CPU dan GPU memiliki keunggulan berbeda sesuai karakteristik beban kerja. Hennessy dan Patterson (2019) menjelaskan pentingnya arsitektur khusus (</w:t>
+      </w:r>
+      <w:r>
+        <w:rPr>
+          <w:rFonts w:ascii="Times New Roman" w:eastAsia="Times New Roman" w:hAnsi="Times New Roman" w:cs="Times New Roman"/>
+          <w:i/>
+          <w:iCs/>
+          <w:sz w:val="21"/>
+          <w:szCs w:val="21"/>
+          <w:lang w:eastAsia="en-ID"/>
+        </w:rPr>
+        <w:t>domain-specific architectures</w:t>
+      </w:r>
+      <w:r>
+        <w:rPr>
+          <w:rFonts w:ascii="Times New Roman" w:eastAsia="Times New Roman" w:hAnsi="Times New Roman" w:cs="Times New Roman"/>
+          <w:sz w:val="21"/>
+          <w:szCs w:val="21"/>
+          <w:lang w:eastAsia="en-ID"/>
+        </w:rPr>
+        <w:t>) untuk meningkatkan kinerja dan efisiensi energi. Oleh karena itu, GPU menjadi komponen penting dalam komputasi AI, meskipun tidak selalu lebih unggul daripada CPU untuk semua jenis pekerjaan.</w:t>
       </w:r>
     </w:p>
     <w:p>
@@ -799,7 +1028,7 @@
           <w:szCs w:val="21"/>
           <w:lang w:eastAsia="en-ID"/>
         </w:rPr>
-        <w:t>2.2 Arsitektur CPU dan GPU</w:t>
+        <w:t>2.3 Jenis dan fungsi memori</w:t>
       </w:r>
     </w:p>
     <w:p>
@@ -815,22 +1044,43 @@
       <w:r>
         <w:rPr>
           <w:rFonts w:ascii="Times New Roman" w:eastAsia="Times New Roman" w:hAnsi="Times New Roman" w:cs="Times New Roman"/>
+          <w:bCs/>
+          <w:sz w:val="21"/>
+          <w:szCs w:val="21"/>
+          <w:lang w:eastAsia="en-ID"/>
+        </w:rPr>
+        <w:t>RAM (</w:t>
+      </w:r>
+      <w:r>
+        <w:rPr>
+          <w:rFonts w:ascii="Times New Roman" w:eastAsia="Times New Roman" w:hAnsi="Times New Roman" w:cs="Times New Roman"/>
+          <w:bCs/>
           <w:i/>
           <w:iCs/>
           <w:sz w:val="21"/>
           <w:szCs w:val="21"/>
           <w:lang w:eastAsia="en-ID"/>
         </w:rPr>
-        <w:t>Central Processing Unit</w:t>
-      </w:r>
-      <w:r>
-        <w:rPr>
-          <w:rFonts w:ascii="Times New Roman" w:eastAsia="Times New Roman" w:hAnsi="Times New Roman" w:cs="Times New Roman"/>
-          <w:sz w:val="21"/>
-          <w:szCs w:val="21"/>
-          <w:lang w:eastAsia="en-ID"/>
-        </w:rPr>
-        <w:t xml:space="preserve"> (CPU) merupakan unit pemrosesan utama yang dirancang untuk menjalankan beragam instruksi dan menangani berbagai jenis tugas pada komputer. CPU memiliki kemampuan untuk mengelola alur program, menjalankan operasi logika, serta menangani tugas yang membutuhkan pengambilan keputusan dan pemrosesan yang beragam. Sementara itu, </w:t>
+        <w:t>Random Access Memory</w:t>
+      </w:r>
+      <w:r>
+        <w:rPr>
+          <w:rFonts w:ascii="Times New Roman" w:eastAsia="Times New Roman" w:hAnsi="Times New Roman" w:cs="Times New Roman"/>
+          <w:bCs/>
+          <w:sz w:val="21"/>
+          <w:szCs w:val="21"/>
+          <w:lang w:eastAsia="en-ID"/>
+        </w:rPr>
+        <w:t>)</w:t>
+      </w:r>
+      <w:r>
+        <w:rPr>
+          <w:rFonts w:ascii="Times New Roman" w:eastAsia="Times New Roman" w:hAnsi="Times New Roman" w:cs="Times New Roman"/>
+          <w:sz w:val="21"/>
+          <w:szCs w:val="21"/>
+          <w:lang w:eastAsia="en-ID"/>
+        </w:rPr>
+        <w:t xml:space="preserve"> merupakan memori utama yang menyimpan data sementara dari aplikasi dan sistem operasi yang sedang berjalan. RAM bersifat </w:t>
       </w:r>
       <w:r>
         <w:rPr>
@@ -841,16 +1091,16 @@
           <w:szCs w:val="21"/>
           <w:lang w:eastAsia="en-ID"/>
         </w:rPr>
-        <w:t>Graphics Processing Unit</w:t>
-      </w:r>
-      <w:r>
-        <w:rPr>
-          <w:rFonts w:ascii="Times New Roman" w:eastAsia="Times New Roman" w:hAnsi="Times New Roman" w:cs="Times New Roman"/>
-          <w:sz w:val="21"/>
-          <w:szCs w:val="21"/>
-          <w:lang w:eastAsia="en-ID"/>
-        </w:rPr>
-        <w:t xml:space="preserve"> (GPU) pada awalnya dikembangkan untuk pemrosesan grafis, tetapi juga banyak dimanfaatkan dalam komputasi ilmiah dan kecerdasan buatan karena kemampuannya menjalankan banyak operasi secara paralel.</w:t>
+        <w:t>volatile</w:t>
+      </w:r>
+      <w:r>
+        <w:rPr>
+          <w:rFonts w:ascii="Times New Roman" w:eastAsia="Times New Roman" w:hAnsi="Times New Roman" w:cs="Times New Roman"/>
+          <w:sz w:val="21"/>
+          <w:szCs w:val="21"/>
+          <w:lang w:eastAsia="en-ID"/>
+        </w:rPr>
+        <w:t>, sehingga data di dalamnya hilang ketika perangkat kehilangan daya.</w:t>
       </w:r>
     </w:p>
     <w:p>
@@ -866,456 +1116,204 @@
       <w:r>
         <w:rPr>
           <w:rFonts w:ascii="Times New Roman" w:eastAsia="Times New Roman" w:hAnsi="Times New Roman" w:cs="Times New Roman"/>
-          <w:sz w:val="21"/>
-          <w:szCs w:val="21"/>
-          <w:lang w:eastAsia="en-ID"/>
-        </w:rPr>
-        <w:t xml:space="preserve">Perbedaan karakteristik kedua perangkat tersebut membuat CPU dan GPU memiliki keunggulan pada jenis pekerjaan yang berbeda. CPU cocok untuk tugas umum dan pemrosesan dengan alur instruksi yang beragam, sedangkan GPU dapat memberikan keuntungan ketika suatu pekerjaan terdiri atas banyak operasi </w:t>
-      </w:r>
-      <w:r>
-        <w:rPr>
-          <w:rFonts w:ascii="Times New Roman" w:eastAsia="Times New Roman" w:hAnsi="Times New Roman" w:cs="Times New Roman"/>
-          <w:sz w:val="21"/>
-          <w:szCs w:val="21"/>
-          <w:lang w:eastAsia="en-ID"/>
-        </w:rPr>
-        <w:lastRenderedPageBreak/>
-        <w:t>serupa yang bisa dilakukan secara bersamaan. Dalam AI, operasi seperti perkalian matriks sering digunakan untuk memproses data dan menghitung keluaran jaringan saraf. Operasi tersebut dapat diparalelkan sehingga GPU berpotensi mempercepat pelaksanaan komputasi.</w:t>
-      </w:r>
-    </w:p>
-    <w:p>
-      <w:pPr>
-        <w:spacing w:before="100" w:beforeAutospacing="1" w:after="100" w:afterAutospacing="1" w:line="360" w:lineRule="auto"/>
-        <w:rPr>
-          <w:rFonts w:ascii="Times New Roman" w:eastAsia="Times New Roman" w:hAnsi="Times New Roman" w:cs="Times New Roman"/>
-          <w:sz w:val="21"/>
-          <w:szCs w:val="21"/>
-          <w:lang w:eastAsia="en-ID"/>
-        </w:rPr>
-      </w:pPr>
-      <w:r>
-        <w:rPr>
-          <w:rFonts w:ascii="Times New Roman" w:eastAsia="Times New Roman" w:hAnsi="Times New Roman" w:cs="Times New Roman"/>
-          <w:sz w:val="21"/>
-          <w:szCs w:val="21"/>
-          <w:lang w:eastAsia="en-ID"/>
-        </w:rPr>
-        <w:t>Hennessy dan Patterson (2019) menjelaskan pentingnya arsitektur khusus (</w:t>
-      </w:r>
-      <w:r>
-        <w:rPr>
-          <w:rFonts w:ascii="Times New Roman" w:eastAsia="Times New Roman" w:hAnsi="Times New Roman" w:cs="Times New Roman"/>
+          <w:bCs/>
+          <w:sz w:val="21"/>
+          <w:szCs w:val="21"/>
+          <w:lang w:eastAsia="en-ID"/>
+        </w:rPr>
+        <w:t>DRAM (</w:t>
+      </w:r>
+      <w:r>
+        <w:rPr>
+          <w:rFonts w:ascii="Times New Roman" w:eastAsia="Times New Roman" w:hAnsi="Times New Roman" w:cs="Times New Roman"/>
+          <w:bCs/>
           <w:i/>
           <w:iCs/>
           <w:sz w:val="21"/>
           <w:szCs w:val="21"/>
           <w:lang w:eastAsia="en-ID"/>
         </w:rPr>
-        <w:t>domain-specific architectures</w:t>
-      </w:r>
-      <w:r>
-        <w:rPr>
-          <w:rFonts w:ascii="Times New Roman" w:eastAsia="Times New Roman" w:hAnsi="Times New Roman" w:cs="Times New Roman"/>
-          <w:sz w:val="21"/>
-          <w:szCs w:val="21"/>
-          <w:lang w:eastAsia="en-ID"/>
-        </w:rPr>
-        <w:t>) dalam meningkatkan kinerja dan efisiensi energi untuk beban kerja tertentu. Penelitian Jouppi dkk. (2017) juga membandingkan CPU, GPU, dan TPU dalam menjalankan aplikasi jaringan saraf di pusat data. Hasil penelitian tersebut memperlihatkan bahwa kinerja perangkat keras bergantung pada karakteristik beban kerja dan rancangan arsitekturnya. Dengan demikian, GPU menjadi salah satu pilihan penting dalam komputasi AI, meskipun tidak berarti GPU selalu lebih unggul daripada CPU untuk semua jenis pekerjaan.</w:t>
+        <w:t xml:space="preserve">Dynamic </w:t>
+      </w:r>
+      <w:proofErr w:type="gramStart"/>
+      <w:r>
+        <w:rPr>
+          <w:rFonts w:ascii="Times New Roman" w:eastAsia="Times New Roman" w:hAnsi="Times New Roman" w:cs="Times New Roman"/>
+          <w:bCs/>
+          <w:i/>
+          <w:iCs/>
+          <w:sz w:val="21"/>
+          <w:szCs w:val="21"/>
+          <w:lang w:eastAsia="en-ID"/>
+        </w:rPr>
+        <w:t>Random Access</w:t>
+      </w:r>
+      <w:proofErr w:type="gramEnd"/>
+      <w:r>
+        <w:rPr>
+          <w:rFonts w:ascii="Times New Roman" w:eastAsia="Times New Roman" w:hAnsi="Times New Roman" w:cs="Times New Roman"/>
+          <w:bCs/>
+          <w:i/>
+          <w:iCs/>
+          <w:sz w:val="21"/>
+          <w:szCs w:val="21"/>
+          <w:lang w:eastAsia="en-ID"/>
+        </w:rPr>
+        <w:t xml:space="preserve"> Memory</w:t>
+      </w:r>
+      <w:r>
+        <w:rPr>
+          <w:rFonts w:ascii="Times New Roman" w:eastAsia="Times New Roman" w:hAnsi="Times New Roman" w:cs="Times New Roman"/>
+          <w:bCs/>
+          <w:sz w:val="21"/>
+          <w:szCs w:val="21"/>
+          <w:lang w:eastAsia="en-ID"/>
+        </w:rPr>
+        <w:t>)</w:t>
+      </w:r>
+      <w:r>
+        <w:rPr>
+          <w:rFonts w:ascii="Times New Roman" w:eastAsia="Times New Roman" w:hAnsi="Times New Roman" w:cs="Times New Roman"/>
+          <w:sz w:val="21"/>
+          <w:szCs w:val="21"/>
+          <w:lang w:eastAsia="en-ID"/>
+        </w:rPr>
+        <w:t xml:space="preserve"> merupakan teknologi memori yang umum digunakan sebagai RAM utama pada komputer dan laptop. Teknologi ini memungkinkan penyimpanan data dalam kapasitas besar dengan biaya produksi relatif terjangkau.</w:t>
       </w:r>
     </w:p>
     <w:p>
       <w:pPr>
         <w:spacing w:before="100" w:beforeAutospacing="1" w:after="100" w:afterAutospacing="1" w:line="360" w:lineRule="auto"/>
-        <w:ind w:firstLine="720"/>
-        <w:rPr>
-          <w:rFonts w:ascii="Times New Roman" w:eastAsia="Times New Roman" w:hAnsi="Times New Roman" w:cs="Times New Roman"/>
-          <w:sz w:val="21"/>
-          <w:szCs w:val="21"/>
-          <w:lang w:eastAsia="en-ID"/>
-        </w:rPr>
-      </w:pPr>
-      <w:r>
-        <w:rPr>
-          <w:rFonts w:ascii="Times New Roman" w:eastAsia="Times New Roman" w:hAnsi="Times New Roman" w:cs="Times New Roman"/>
-          <w:sz w:val="21"/>
-          <w:szCs w:val="21"/>
-          <w:lang w:eastAsia="en-ID"/>
-        </w:rPr>
-        <w:t>2.3 Jenis dan fungsi memori</w:t>
+        <w:rPr>
+          <w:rFonts w:ascii="Times New Roman" w:eastAsia="Times New Roman" w:hAnsi="Times New Roman" w:cs="Times New Roman"/>
+          <w:sz w:val="21"/>
+          <w:szCs w:val="21"/>
+          <w:lang w:eastAsia="en-ID"/>
+        </w:rPr>
+      </w:pPr>
+      <w:r>
+        <w:rPr>
+          <w:rFonts w:ascii="Times New Roman" w:eastAsia="Times New Roman" w:hAnsi="Times New Roman" w:cs="Times New Roman"/>
+          <w:bCs/>
+          <w:sz w:val="21"/>
+          <w:szCs w:val="21"/>
+          <w:lang w:eastAsia="en-ID"/>
+        </w:rPr>
+        <w:t>VRAM (</w:t>
+      </w:r>
+      <w:r>
+        <w:rPr>
+          <w:rFonts w:ascii="Times New Roman" w:eastAsia="Times New Roman" w:hAnsi="Times New Roman" w:cs="Times New Roman"/>
+          <w:bCs/>
+          <w:i/>
+          <w:iCs/>
+          <w:sz w:val="21"/>
+          <w:szCs w:val="21"/>
+          <w:lang w:eastAsia="en-ID"/>
+        </w:rPr>
+        <w:t>Video Random Access Memory</w:t>
+      </w:r>
+      <w:r>
+        <w:rPr>
+          <w:rFonts w:ascii="Times New Roman" w:eastAsia="Times New Roman" w:hAnsi="Times New Roman" w:cs="Times New Roman"/>
+          <w:bCs/>
+          <w:sz w:val="21"/>
+          <w:szCs w:val="21"/>
+          <w:lang w:eastAsia="en-ID"/>
+        </w:rPr>
+        <w:t>)</w:t>
+      </w:r>
+      <w:r>
+        <w:rPr>
+          <w:rFonts w:ascii="Times New Roman" w:eastAsia="Times New Roman" w:hAnsi="Times New Roman" w:cs="Times New Roman"/>
+          <w:sz w:val="21"/>
+          <w:szCs w:val="21"/>
+          <w:lang w:eastAsia="en-ID"/>
+        </w:rPr>
+        <w:t xml:space="preserve"> merupakan memori yang digunakan GPU untuk menyimpan data yang diperlukan dalam pemrosesan grafis dan komputasi. Memori ini membantu GPU mengakses data tanpa harus selalu mengambilnya dari RAM utama.</w:t>
       </w:r>
     </w:p>
     <w:p>
       <w:pPr>
         <w:spacing w:before="100" w:beforeAutospacing="1" w:after="100" w:afterAutospacing="1" w:line="360" w:lineRule="auto"/>
         <w:rPr>
-          <w:rFonts w:ascii="Times New Roman" w:hAnsi="Times New Roman" w:cs="Times New Roman"/>
-          <w:sz w:val="21"/>
-          <w:szCs w:val="21"/>
-        </w:rPr>
-      </w:pPr>
-      <w:r>
-        <w:rPr>
-          <w:rStyle w:val="Strong"/>
-          <w:rFonts w:ascii="Times New Roman" w:hAnsi="Times New Roman" w:cs="Times New Roman"/>
-          <w:b w:val="0"/>
-          <w:sz w:val="21"/>
-          <w:szCs w:val="21"/>
-        </w:rPr>
-        <w:t>RAM</w:t>
-      </w:r>
-      <w:r>
-        <w:rPr>
-          <w:rFonts w:ascii="Times New Roman" w:hAnsi="Times New Roman" w:cs="Times New Roman"/>
-          <w:sz w:val="21"/>
-          <w:szCs w:val="21"/>
-        </w:rPr>
-        <w:t xml:space="preserve"> adalah memori penyimpanan internal utama yang digunakan komputer untuk </w:t>
-      </w:r>
-      <w:r>
-        <w:rPr>
-          <w:rStyle w:val="Strong"/>
-          <w:rFonts w:ascii="Times New Roman" w:hAnsi="Times New Roman" w:cs="Times New Roman"/>
-          <w:b w:val="0"/>
-          <w:sz w:val="21"/>
-          <w:szCs w:val="21"/>
-        </w:rPr>
-        <w:t>menyimpan data sementara</w:t>
-      </w:r>
-      <w:r>
-        <w:rPr>
-          <w:rFonts w:ascii="Times New Roman" w:hAnsi="Times New Roman" w:cs="Times New Roman"/>
+          <w:rFonts w:ascii="Times New Roman" w:eastAsia="Times New Roman" w:hAnsi="Times New Roman" w:cs="Times New Roman"/>
+          <w:sz w:val="21"/>
+          <w:szCs w:val="21"/>
+          <w:lang w:eastAsia="en-ID"/>
+        </w:rPr>
+      </w:pPr>
+      <w:r>
+        <w:rPr>
+          <w:rFonts w:ascii="Times New Roman" w:eastAsia="Times New Roman" w:hAnsi="Times New Roman" w:cs="Times New Roman"/>
+          <w:bCs/>
+          <w:sz w:val="21"/>
+          <w:szCs w:val="21"/>
+          <w:lang w:eastAsia="en-ID"/>
+        </w:rPr>
+        <w:t>HBM (</w:t>
+      </w:r>
+      <w:r>
+        <w:rPr>
+          <w:rFonts w:ascii="Times New Roman" w:eastAsia="Times New Roman" w:hAnsi="Times New Roman" w:cs="Times New Roman"/>
+          <w:bCs/>
+          <w:i/>
+          <w:iCs/>
+          <w:sz w:val="21"/>
+          <w:szCs w:val="21"/>
+          <w:lang w:eastAsia="en-ID"/>
+        </w:rPr>
+        <w:t>High Bandwidth Memory</w:t>
+      </w:r>
+      <w:r>
+        <w:rPr>
+          <w:rFonts w:ascii="Times New Roman" w:eastAsia="Times New Roman" w:hAnsi="Times New Roman" w:cs="Times New Roman"/>
           <w:b/>
-          <w:sz w:val="21"/>
-          <w:szCs w:val="21"/>
-        </w:rPr>
-        <w:t xml:space="preserve"> </w:t>
-      </w:r>
-      <w:r>
-        <w:rPr>
-          <w:rFonts w:ascii="Times New Roman" w:hAnsi="Times New Roman" w:cs="Times New Roman"/>
-          <w:sz w:val="21"/>
-          <w:szCs w:val="21"/>
-        </w:rPr>
-        <w:t xml:space="preserve">dari aplikasi atau sistem operasi yang sedang berjalan aktif. RAM bersifat </w:t>
-      </w:r>
-      <w:r>
-        <w:rPr>
-          <w:rStyle w:val="Emphasis"/>
-          <w:rFonts w:ascii="Times New Roman" w:hAnsi="Times New Roman" w:cs="Times New Roman"/>
-          <w:sz w:val="21"/>
-          <w:szCs w:val="21"/>
-        </w:rPr>
-        <w:t>volatile</w:t>
-      </w:r>
-      <w:r>
-        <w:rPr>
-          <w:rFonts w:ascii="Times New Roman" w:hAnsi="Times New Roman" w:cs="Times New Roman"/>
-          <w:sz w:val="21"/>
-          <w:szCs w:val="21"/>
-        </w:rPr>
-        <w:t>, artinya seluruh data yang ada di dalamnya akan langsung hilang begitu perangkat dimatikan atau kehilangan daya listrik. Disebut "Random Access" karena prosesor dapat membaca dan menulis data di titik mana saja secara acak tanpa harus mengurutkannya dari awal</w:t>
+          <w:bCs/>
+          <w:sz w:val="21"/>
+          <w:szCs w:val="21"/>
+          <w:lang w:eastAsia="en-ID"/>
+        </w:rPr>
+        <w:t>)</w:t>
+      </w:r>
+      <w:r>
+        <w:rPr>
+          <w:rFonts w:ascii="Times New Roman" w:eastAsia="Times New Roman" w:hAnsi="Times New Roman" w:cs="Times New Roman"/>
+          <w:sz w:val="21"/>
+          <w:szCs w:val="21"/>
+          <w:lang w:eastAsia="en-ID"/>
+        </w:rPr>
+        <w:t xml:space="preserve"> merupakan teknologi memori berbandwidth tinggi yang menggunakan susunan chip bertumpuk secara vertikal dan dikemas dekat dengan prosesor. HBM banyak digunakan pada akselerator AI dan sistem komputasi berperforma tinggi untuk mendukung transfer data yang besar.</w:t>
       </w:r>
     </w:p>
     <w:p>
       <w:pPr>
         <w:spacing w:before="100" w:beforeAutospacing="1" w:after="100" w:afterAutospacing="1" w:line="360" w:lineRule="auto"/>
         <w:rPr>
-          <w:rFonts w:ascii="Times New Roman" w:hAnsi="Times New Roman" w:cs="Times New Roman"/>
-          <w:sz w:val="21"/>
-          <w:szCs w:val="21"/>
-        </w:rPr>
-      </w:pPr>
-      <w:r>
-        <w:rPr>
-          <w:rFonts w:ascii="Times New Roman" w:hAnsi="Times New Roman" w:cs="Times New Roman"/>
-          <w:sz w:val="21"/>
-          <w:szCs w:val="21"/>
-        </w:rPr>
-        <w:t>DRAM</w:t>
-      </w:r>
-      <w:r>
-        <w:rPr>
-          <w:rFonts w:ascii="Times New Roman" w:hAnsi="Times New Roman" w:cs="Times New Roman"/>
-          <w:sz w:val="21"/>
-          <w:szCs w:val="21"/>
-        </w:rPr>
-        <w:t xml:space="preserve"> (Dynamic </w:t>
-      </w:r>
-      <w:proofErr w:type="gramStart"/>
-      <w:r>
-        <w:rPr>
-          <w:rFonts w:ascii="Times New Roman" w:hAnsi="Times New Roman" w:cs="Times New Roman"/>
-          <w:sz w:val="21"/>
-          <w:szCs w:val="21"/>
-        </w:rPr>
-        <w:t>Random Access</w:t>
-      </w:r>
-      <w:proofErr w:type="gramEnd"/>
-      <w:r>
-        <w:rPr>
-          <w:rFonts w:ascii="Times New Roman" w:hAnsi="Times New Roman" w:cs="Times New Roman"/>
-          <w:sz w:val="21"/>
-          <w:szCs w:val="21"/>
-        </w:rPr>
-        <w:t xml:space="preserve"> Memory)</w:t>
-      </w:r>
-      <w:r>
-        <w:rPr>
-          <w:rFonts w:ascii="Times New Roman" w:hAnsi="Times New Roman" w:cs="Times New Roman"/>
-          <w:sz w:val="21"/>
-          <w:szCs w:val="21"/>
-        </w:rPr>
-        <w:t xml:space="preserve"> </w:t>
-      </w:r>
-      <w:r>
-        <w:rPr>
-          <w:rFonts w:ascii="Times New Roman" w:hAnsi="Times New Roman" w:cs="Times New Roman"/>
-          <w:sz w:val="21"/>
-          <w:szCs w:val="21"/>
-        </w:rPr>
-        <w:t xml:space="preserve">adalah salah satu </w:t>
-      </w:r>
-      <w:r>
-        <w:rPr>
-          <w:rStyle w:val="Strong"/>
-          <w:rFonts w:ascii="Times New Roman" w:hAnsi="Times New Roman" w:cs="Times New Roman"/>
-          <w:b w:val="0"/>
-          <w:sz w:val="21"/>
-          <w:szCs w:val="21"/>
-        </w:rPr>
-        <w:t>jenis atau teknologi dasar pembentuk RAM</w:t>
-      </w:r>
-      <w:r>
-        <w:rPr>
-          <w:rFonts w:ascii="Times New Roman" w:hAnsi="Times New Roman" w:cs="Times New Roman"/>
-          <w:sz w:val="21"/>
-          <w:szCs w:val="21"/>
-        </w:rPr>
-        <w:t xml:space="preserve"> yang paling umum digunakan pada komputer dan laptop. Karakteristik utama DRAM adalah setiap sel memorinya dibangun dari satu transistor dan satu kapasitor. Karena muatan listrik di dalam kapasitor tersebut cepat bocor, DRAM membutuhkan proses penyegaran daya secara terus-menerus (</w:t>
-      </w:r>
-      <w:r>
-        <w:rPr>
-          <w:rStyle w:val="Emphasis"/>
-          <w:rFonts w:ascii="Times New Roman" w:hAnsi="Times New Roman" w:cs="Times New Roman"/>
-          <w:sz w:val="21"/>
-          <w:szCs w:val="21"/>
-        </w:rPr>
-        <w:t>refresh</w:t>
-      </w:r>
-      <w:r>
-        <w:rPr>
-          <w:rFonts w:ascii="Times New Roman" w:hAnsi="Times New Roman" w:cs="Times New Roman"/>
-          <w:sz w:val="21"/>
-          <w:szCs w:val="21"/>
-        </w:rPr>
-        <w:t xml:space="preserve">) oleh sistem agar data di dalamnya tidak hilang. Struktur yang sederhana ini membuat DRAM murah diproduksi dalam kapasitas besar. </w:t>
-      </w:r>
-    </w:p>
-    <w:p>
-      <w:pPr>
-        <w:spacing w:before="100" w:beforeAutospacing="1" w:after="100" w:afterAutospacing="1" w:line="360" w:lineRule="auto"/>
-        <w:rPr>
-          <w:rFonts w:ascii="Times New Roman" w:hAnsi="Times New Roman" w:cs="Times New Roman"/>
-          <w:sz w:val="21"/>
-          <w:szCs w:val="21"/>
-        </w:rPr>
-      </w:pPr>
-      <w:r>
-        <w:rPr>
-          <w:rFonts w:ascii="Times New Roman" w:hAnsi="Times New Roman" w:cs="Times New Roman"/>
-          <w:sz w:val="21"/>
-          <w:szCs w:val="21"/>
-        </w:rPr>
-        <w:t xml:space="preserve">VRAM (Video Random Access Memory) </w:t>
-      </w:r>
-      <w:r>
-        <w:rPr>
-          <w:rFonts w:ascii="Times New Roman" w:hAnsi="Times New Roman" w:cs="Times New Roman"/>
-          <w:sz w:val="21"/>
-          <w:szCs w:val="21"/>
-        </w:rPr>
-        <w:t xml:space="preserve">adalah jenis memori khusus yang </w:t>
-      </w:r>
-      <w:r>
-        <w:rPr>
-          <w:rStyle w:val="Strong"/>
-          <w:rFonts w:ascii="Times New Roman" w:hAnsi="Times New Roman" w:cs="Times New Roman"/>
-          <w:b w:val="0"/>
-          <w:sz w:val="21"/>
-          <w:szCs w:val="21"/>
-        </w:rPr>
-        <w:t>ditempatkan secara spesifik pada kartu grafis (GPU)</w:t>
-      </w:r>
-      <w:r>
-        <w:rPr>
-          <w:rFonts w:ascii="Times New Roman" w:hAnsi="Times New Roman" w:cs="Times New Roman"/>
-          <w:sz w:val="21"/>
-          <w:szCs w:val="21"/>
-        </w:rPr>
-        <w:t xml:space="preserve">. Berbeda dengan RAM utama yang melayani CPU, VRAM bertugas menampung data visual seperti tekstur game, objek 3D, </w:t>
-      </w:r>
-      <w:r>
-        <w:rPr>
-          <w:rStyle w:val="Emphasis"/>
-          <w:rFonts w:ascii="Times New Roman" w:hAnsi="Times New Roman" w:cs="Times New Roman"/>
-          <w:sz w:val="21"/>
-          <w:szCs w:val="21"/>
-        </w:rPr>
-        <w:t>shader</w:t>
-      </w:r>
-      <w:r>
-        <w:rPr>
-          <w:rFonts w:ascii="Times New Roman" w:hAnsi="Times New Roman" w:cs="Times New Roman"/>
-          <w:sz w:val="21"/>
-          <w:szCs w:val="21"/>
-        </w:rPr>
-        <w:t>, dan resolusi layar yang dibutuhkan oleh GPU agar tampilan gambar pada monitor bisa berjalan mulus dan lancar</w:t>
-      </w:r>
-      <w:r>
-        <w:rPr>
-          <w:rFonts w:ascii="Times New Roman" w:hAnsi="Times New Roman" w:cs="Times New Roman"/>
-          <w:sz w:val="21"/>
-          <w:szCs w:val="21"/>
-        </w:rPr>
-        <w:t>.</w:t>
-      </w:r>
-    </w:p>
-    <w:p>
-      <w:pPr>
-        <w:spacing w:before="100" w:beforeAutospacing="1" w:after="100" w:afterAutospacing="1" w:line="360" w:lineRule="auto"/>
-        <w:rPr>
-          <w:rFonts w:ascii="Times New Roman" w:eastAsia="Times New Roman" w:hAnsi="Times New Roman" w:cs="Times New Roman"/>
-          <w:sz w:val="21"/>
-          <w:szCs w:val="21"/>
-          <w:lang w:eastAsia="en-ID"/>
-        </w:rPr>
-      </w:pPr>
-      <w:r>
-        <w:rPr>
-          <w:rStyle w:val="Strong"/>
-          <w:rFonts w:ascii="Times New Roman" w:hAnsi="Times New Roman" w:cs="Times New Roman"/>
-          <w:b w:val="0"/>
-          <w:sz w:val="21"/>
-          <w:szCs w:val="21"/>
-        </w:rPr>
-        <w:t>HBM</w:t>
-      </w:r>
-      <w:r>
-        <w:rPr>
-          <w:rFonts w:ascii="Times New Roman" w:hAnsi="Times New Roman" w:cs="Times New Roman"/>
-          <w:sz w:val="21"/>
-          <w:szCs w:val="21"/>
-        </w:rPr>
-        <w:t xml:space="preserve"> adalah teknologi </w:t>
-      </w:r>
-      <w:r>
-        <w:rPr>
-          <w:rStyle w:val="Strong"/>
-          <w:rFonts w:ascii="Times New Roman" w:hAnsi="Times New Roman" w:cs="Times New Roman"/>
-          <w:b w:val="0"/>
-          <w:sz w:val="21"/>
-          <w:szCs w:val="21"/>
-        </w:rPr>
-        <w:t>memori grafis premium berkecepatan sangat tinggi</w:t>
-      </w:r>
-      <w:r>
-        <w:rPr>
-          <w:rFonts w:ascii="Times New Roman" w:hAnsi="Times New Roman" w:cs="Times New Roman"/>
-          <w:sz w:val="21"/>
-          <w:szCs w:val="21"/>
-        </w:rPr>
-        <w:t xml:space="preserve"> yang dirancang sebagai alternatif dari memori standar (seperti GDDR). HBM dibuat dengan cara menumpuk chip memori secara vertikal (3D </w:t>
-      </w:r>
-      <w:r>
-        <w:rPr>
-          <w:rStyle w:val="Emphasis"/>
-          <w:rFonts w:ascii="Times New Roman" w:hAnsi="Times New Roman" w:cs="Times New Roman"/>
-          <w:sz w:val="21"/>
-          <w:szCs w:val="21"/>
-        </w:rPr>
-        <w:t>stacking</w:t>
-      </w:r>
-      <w:r>
-        <w:rPr>
-          <w:rFonts w:ascii="Times New Roman" w:hAnsi="Times New Roman" w:cs="Times New Roman"/>
-          <w:sz w:val="21"/>
-          <w:szCs w:val="21"/>
-        </w:rPr>
-        <w:t>) lalu meletakkannya langsung di samping prosesor utama atau GPU dalam satu paket chip. HBM umumnya ditemukan pada kartu grafis kelas atas, superkomputer, serta server pengolahan AI (Kecerdasan Buatan) karena mampu mengalirkan data dalam jumlah yang masif dan sangat cepat.</w:t>
-      </w:r>
-    </w:p>
-    <w:p>
-      <w:pPr>
-        <w:spacing w:before="100" w:beforeAutospacing="1" w:after="100" w:afterAutospacing="1" w:line="360" w:lineRule="auto"/>
-        <w:rPr>
-          <w:rFonts w:ascii="Times New Roman" w:eastAsia="Times New Roman" w:hAnsi="Times New Roman" w:cs="Times New Roman"/>
-          <w:sz w:val="21"/>
-          <w:szCs w:val="21"/>
-          <w:lang w:eastAsia="en-ID"/>
-        </w:rPr>
-      </w:pPr>
-      <w:r>
-        <w:rPr>
-          <w:rFonts w:ascii="Times New Roman" w:eastAsia="Times New Roman" w:hAnsi="Times New Roman" w:cs="Times New Roman"/>
-          <w:sz w:val="21"/>
-          <w:szCs w:val="21"/>
-          <w:lang w:eastAsia="en-ID"/>
-        </w:rPr>
-        <w:t xml:space="preserve"> </w:t>
-      </w:r>
-    </w:p>
-    <w:p>
-      <w:pPr>
-        <w:spacing w:before="100" w:beforeAutospacing="1" w:after="100" w:afterAutospacing="1" w:line="360" w:lineRule="auto"/>
-        <w:rPr>
-          <w:rFonts w:ascii="Times New Roman" w:eastAsia="Times New Roman" w:hAnsi="Times New Roman" w:cs="Times New Roman"/>
-          <w:sz w:val="21"/>
-          <w:szCs w:val="21"/>
-          <w:lang w:eastAsia="en-ID"/>
-        </w:rPr>
-      </w:pPr>
-    </w:p>
-    <w:p>
-      <w:pPr>
-        <w:pStyle w:val="NormalWeb"/>
-        <w:spacing w:line="360" w:lineRule="auto"/>
-        <w:rPr>
-          <w:sz w:val="21"/>
-          <w:szCs w:val="21"/>
-        </w:rPr>
-      </w:pPr>
-      <w:r>
-        <w:rPr>
-          <w:rStyle w:val="Strong"/>
-          <w:b w:val="0"/>
-          <w:sz w:val="21"/>
-          <w:szCs w:val="21"/>
-        </w:rPr>
-        <w:lastRenderedPageBreak/>
+          <w:rFonts w:ascii="Times New Roman" w:eastAsia="Times New Roman" w:hAnsi="Times New Roman" w:cs="Times New Roman"/>
+          <w:sz w:val="21"/>
+          <w:szCs w:val="21"/>
+          <w:lang w:eastAsia="en-ID"/>
+        </w:rPr>
+      </w:pPr>
+      <w:r>
+        <w:rPr>
+          <w:rFonts w:ascii="Times New Roman" w:eastAsia="Times New Roman" w:hAnsi="Times New Roman" w:cs="Times New Roman"/>
+          <w:bCs/>
+          <w:sz w:val="21"/>
+          <w:szCs w:val="21"/>
+          <w:lang w:eastAsia="en-ID"/>
+        </w:rPr>
         <w:t>Bandwidth memori</w:t>
       </w:r>
       <w:r>
         <w:rPr>
-          <w:sz w:val="21"/>
-          <w:szCs w:val="21"/>
-        </w:rPr>
-        <w:t xml:space="preserve"> adalah </w:t>
-      </w:r>
-      <w:r>
-        <w:rPr>
-          <w:rStyle w:val="Strong"/>
-          <w:b w:val="0"/>
-          <w:sz w:val="21"/>
-          <w:szCs w:val="21"/>
-        </w:rPr>
-        <w:t>kecepatan maksimal transfer data</w:t>
-      </w:r>
-      <w:r>
-        <w:rPr>
-          <w:sz w:val="21"/>
-          <w:szCs w:val="21"/>
-        </w:rPr>
-        <w:t xml:space="preserve"> yang bisa dilewatkan oleh memori ke prosesor (CPU/GPU) dalam jangka waktu satu detik. Jika kapasitas adalah "luas waduk", maka bandwidth adalah "lebar pipa airnya". Bandwidth biasanya diukur dalam satuan Gigabyte per detik (GB/s). Semakin tinggi bandwidth, semakin cepat data mengalir, sehingga proses pemuatan aset grafis atau kalkulasi data berat menjadi jauh lebih efisien.</w:t>
+          <w:rFonts w:ascii="Times New Roman" w:eastAsia="Times New Roman" w:hAnsi="Times New Roman" w:cs="Times New Roman"/>
+          <w:sz w:val="21"/>
+          <w:szCs w:val="21"/>
+          <w:lang w:eastAsia="en-ID"/>
+        </w:rPr>
+        <w:t xml:space="preserve"> adalah jumlah data yang dapat ditransfer memori dalam satu detik, biasanya diukur dalam GB/s. Bandwidth yang tinggi membantu prosesor memperoleh data lebih cepat, sedangkan kapasitas menentukan jumlah data yang dapat ditampung.</w:t>
       </w:r>
     </w:p>
     <w:p>
@@ -1393,7 +1391,17 @@
           <w:szCs w:val="21"/>
           <w:lang w:eastAsia="en-ID"/>
         </w:rPr>
-        <w:t xml:space="preserve"> (TPU), yaitu akselerator yang dirancang untuk mempercepat komputasi jaringan saraf. Arsitektur TPU yang mereka bahas menggabungkan unit perkalian matriks dengan memori internal untuk mendukung pelaksanaan operasi komputasi. Penelitian ini memperlihatkan bahwa rancangan unit pemroses dan sistem memori perlu dipertimbangkan secara bersamaan ketika mengembangkan perangkat keras untuk AI.</w:t>
+        <w:t xml:space="preserve"> (TPU), yaitu akselerator yang dirancang untuk mempercepat komputasi jaringan saraf. Arsitektur TPU yang mereka bahas menggabungkan unit perkalian matriks dengan memori internal untuk mendukung pelaksanaan operasi komputasi. Penelitian ini </w:t>
+      </w:r>
+      <w:r>
+        <w:rPr>
+          <w:rFonts w:ascii="Times New Roman" w:eastAsia="Times New Roman" w:hAnsi="Times New Roman" w:cs="Times New Roman"/>
+          <w:sz w:val="21"/>
+          <w:szCs w:val="21"/>
+          <w:lang w:eastAsia="en-ID"/>
+        </w:rPr>
+        <w:lastRenderedPageBreak/>
+        <w:t>memperlihatkan bahwa rancangan unit pemroses dan sistem memori perlu dipertimbangkan secara bersamaan ketika mengembangkan perangkat keras untuk AI.</w:t>
       </w:r>
     </w:p>
     <w:p>
@@ -1415,6 +1423,17 @@
         </w:rPr>
         <w:t>Dua aspek yang penting dalam kebutuhan memori adalah kapasitas dan bandwidth. Kapasitas menentukan jumlah data yang dapat ditampung, sedangkan bandwidth menunjukkan banyaknya data yang dapat ditransfer dalam satuan waktu. Apabila kapasitas memori tidak mencukupi atau perpindahan data terlalu lambat, kinerja keseluruhan sistem dapat terhambat meskipun unit pemroses memiliki kemampuan komputasi tinggi. Oleh sebab itu, kebutuhan memori menjadi salah satu pertimbangan penting dalam perancangan perangkat keras untuk menjalankan model AI (Jouppi et al., 2017; Hennessy &amp; Patterson, 2019).</w:t>
       </w:r>
+    </w:p>
+    <w:p>
+      <w:pPr>
+        <w:spacing w:before="100" w:beforeAutospacing="1" w:after="100" w:afterAutospacing="1" w:line="360" w:lineRule="auto"/>
+        <w:rPr>
+          <w:rFonts w:ascii="Times New Roman" w:eastAsia="Times New Roman" w:hAnsi="Times New Roman" w:cs="Times New Roman"/>
+          <w:sz w:val="21"/>
+          <w:szCs w:val="21"/>
+          <w:lang w:eastAsia="en-ID"/>
+        </w:rPr>
+      </w:pPr>
     </w:p>
     <w:p>
       <w:pPr>
@@ -1545,17 +1564,7 @@
           <w:szCs w:val="21"/>
           <w:lang w:eastAsia="en-ID"/>
         </w:rPr>
-        <w:t xml:space="preserve">Jishnu dan Ansari (2026), dalam laporan S&amp;P Global Market Intelligence, menjelaskan bahwa meningkatnya permintaan HBM untuk pusat data AI mendorong produsen memori seperti Samsung Electronics, SK hynix, dan Micron untuk mengalokasikan kapasitas produksi bagi produk tersebut. </w:t>
-      </w:r>
-      <w:r>
-        <w:rPr>
-          <w:rFonts w:ascii="Times New Roman" w:eastAsia="Times New Roman" w:hAnsi="Times New Roman" w:cs="Times New Roman"/>
-          <w:sz w:val="21"/>
-          <w:szCs w:val="21"/>
-          <w:lang w:eastAsia="en-ID"/>
-        </w:rPr>
-        <w:lastRenderedPageBreak/>
-        <w:t>Laporan itu juga menjelaskan bahwa pengalihan kapasitas produksi menuju HBM dapat memperketat pasokan DRAM konvensional yang digunakan pada server, komputer pribadi, dan perangkat elektronik lainnya.</w:t>
+        <w:t>Jishnu dan Ansari (2026), dalam laporan S&amp;P Global Market Intelligence, menjelaskan bahwa meningkatnya permintaan HBM untuk pusat data AI mendorong produsen memori seperti Samsung Electronics, SK hynix, dan Micron untuk mengalokasikan kapasitas produksi bagi produk tersebut. Laporan itu juga menjelaskan bahwa pengalihan kapasitas produksi menuju HBM dapat memperketat pasokan DRAM konvensional yang digunakan pada server, komputer pribadi, dan perangkat elektronik lainnya.</w:t>
       </w:r>
     </w:p>
     <w:p>
@@ -1624,7 +1633,7 @@
     </w:p>
     <w:p>
       <w:pPr>
-        <w:spacing w:before="100" w:beforeAutospacing="1" w:after="100" w:afterAutospacing="1" w:line="240" w:lineRule="auto"/>
+        <w:spacing w:before="100" w:beforeAutospacing="1" w:after="100" w:afterAutospacing="1" w:line="360" w:lineRule="auto"/>
         <w:ind w:firstLine="720"/>
         <w:outlineLvl w:val="1"/>
         <w:rPr>
@@ -1663,27 +1672,29 @@
           <w:szCs w:val="21"/>
           <w:lang w:eastAsia="en-ID"/>
         </w:rPr>
-        <w:t>Komputasi kecerdasan buatan membutuhkan kemampuan pemrosesan dan akses data yang memadai. GPU dapat mempercepat operasi matematika yang bisa dikerjakan secara paralel, sedangkan memori berfungsi menyediakan data dan parameter yang diperlukan selama proses komputasi. Hennessy dan Patterson (2019) menjelaskan pentingnya arsitektur khusus untuk meningkatkan kinerja dan efisiensi pada beban kerja tertentu. Dengan demikian, kinerja sistem AI tidak hanya bergantung pada kemampuan GPU, tetapi juga pada kemampuan sistem memori dalam menyediakan data.</w:t>
+        <w:lastRenderedPageBreak/>
+        <w:t>Kinerja komputasi AI dipengaruhi oleh kemampuan pemrosesan dan penyediaan data. GPU dapat menjalankan banyak operasi secara paralel, tetapi kinerjanya dapat terhambat jika data tidak tersedia dengan cukup cepat. Hennessy dan Patterson (2019) membahas pentingnya arsitektur khusus untuk meningkatkan efisiensi beban kerja tertentu. Contoh nyatanya, Jouppi dkk. (2017) menemukan bahwa empat dari enam beban kerja jaringan saraf yang diuji pada TPU generasi pertama saat inferensi dibatasi oleh bandwidth memori. Temuan tersebut menunjukkan bahwa peningkatan kemampuan komputasi perlu diimbangi dengan sistem memori yang sesuai.</w:t>
       </w:r>
     </w:p>
     <w:p>
       <w:pPr>
         <w:spacing w:before="100" w:beforeAutospacing="1" w:after="100" w:afterAutospacing="1" w:line="360" w:lineRule="auto"/>
-        <w:rPr>
-          <w:rFonts w:ascii="Times New Roman" w:eastAsia="Times New Roman" w:hAnsi="Times New Roman" w:cs="Times New Roman"/>
-          <w:sz w:val="21"/>
-          <w:szCs w:val="21"/>
-          <w:lang w:eastAsia="en-ID"/>
-        </w:rPr>
-      </w:pPr>
-      <w:r>
-        <w:rPr>
-          <w:rFonts w:ascii="Times New Roman" w:eastAsia="Times New Roman" w:hAnsi="Times New Roman" w:cs="Times New Roman"/>
-          <w:sz w:val="21"/>
-          <w:szCs w:val="21"/>
-          <w:lang w:eastAsia="en-ID"/>
-        </w:rPr>
-        <w:t>Jouppi dkk. (2017) menunjukkan melalui penelitian mengenai TPU bahwa perangkat keras yang dirancang khusus untuk jaringan saraf dapat mendukung pelaksanaan komputasi AI secara efisien. Hal ini memperlihatkan bahwa pemilihan arsitektur pemroses dan rancangan memori perlu disesuaikan dengan karakteristik beban kerja yang dijalankan.</w:t>
+        <w:ind w:firstLine="720"/>
+        <w:rPr>
+          <w:rFonts w:ascii="Times New Roman" w:eastAsia="Times New Roman" w:hAnsi="Times New Roman" w:cs="Times New Roman"/>
+          <w:sz w:val="21"/>
+          <w:szCs w:val="21"/>
+          <w:lang w:eastAsia="en-ID"/>
+        </w:rPr>
+      </w:pPr>
+      <w:r>
+        <w:rPr>
+          <w:rFonts w:ascii="Times New Roman" w:eastAsia="Times New Roman" w:hAnsi="Times New Roman" w:cs="Times New Roman"/>
+          <w:sz w:val="21"/>
+          <w:szCs w:val="21"/>
+          <w:lang w:eastAsia="en-ID"/>
+        </w:rPr>
+        <w:t>3.2 Mengapa AI membutuhkan memori besar dan cepat</w:t>
       </w:r>
     </w:p>
     <w:p>
@@ -1691,6 +1702,264 @@
         <w:spacing w:before="100" w:beforeAutospacing="1" w:after="100" w:afterAutospacing="1" w:line="360" w:lineRule="auto"/>
         <w:rPr>
           <w:rFonts w:ascii="Times New Roman" w:eastAsia="Times New Roman" w:hAnsi="Times New Roman" w:cs="Times New Roman"/>
+          <w:sz w:val="21"/>
+          <w:szCs w:val="21"/>
+          <w:lang w:eastAsia="en-ID"/>
+        </w:rPr>
+      </w:pPr>
+      <w:r>
+        <w:rPr>
+          <w:rFonts w:ascii="Times New Roman" w:eastAsia="Times New Roman" w:hAnsi="Times New Roman" w:cs="Times New Roman"/>
+          <w:sz w:val="21"/>
+          <w:szCs w:val="21"/>
+          <w:lang w:eastAsia="en-ID"/>
+        </w:rPr>
+        <w:t xml:space="preserve">Kapasitas memori menentukan jumlah data dan parameter model yang dapat ditampung, sedangkan bandwidth menentukan kecepatan transfer data menuju prosesor. Sebagai contoh, model Llama 3.1 8B memiliki sekitar 8 miliar parameter (Meta, 2024). Jika setiap parameter disimpan dalam format 16-bit atau 2 byte, kebutuhan memori untuk bobot model saja mencapai sekitar 16 GB. Dalam penggunaan nyata, kebutuhan memori umumnya lebih besar karena sistem juga perlu menyimpan data sementara, termasuk </w:t>
+      </w:r>
+      <w:r>
+        <w:rPr>
+          <w:rFonts w:ascii="Times New Roman" w:eastAsia="Times New Roman" w:hAnsi="Times New Roman" w:cs="Times New Roman"/>
+          <w:i/>
+          <w:iCs/>
+          <w:sz w:val="21"/>
+          <w:szCs w:val="21"/>
+          <w:lang w:eastAsia="en-ID"/>
+        </w:rPr>
+        <w:t>KV cache</w:t>
+      </w:r>
+      <w:r>
+        <w:rPr>
+          <w:rFonts w:ascii="Times New Roman" w:eastAsia="Times New Roman" w:hAnsi="Times New Roman" w:cs="Times New Roman"/>
+          <w:sz w:val="21"/>
+          <w:szCs w:val="21"/>
+          <w:lang w:eastAsia="en-ID"/>
+        </w:rPr>
+        <w:t xml:space="preserve"> saat model menghasilkan teks.</w:t>
+      </w:r>
+    </w:p>
+    <w:p>
+      <w:pPr>
+        <w:spacing w:before="100" w:beforeAutospacing="1" w:after="100" w:afterAutospacing="1" w:line="360" w:lineRule="auto"/>
+        <w:rPr>
+          <w:rFonts w:ascii="Times New Roman" w:eastAsia="Times New Roman" w:hAnsi="Times New Roman" w:cs="Times New Roman"/>
+          <w:sz w:val="21"/>
+          <w:szCs w:val="21"/>
+          <w:lang w:eastAsia="en-ID"/>
+        </w:rPr>
+      </w:pPr>
+      <w:r>
+        <w:rPr>
+          <w:rFonts w:ascii="Times New Roman" w:eastAsia="Times New Roman" w:hAnsi="Times New Roman" w:cs="Times New Roman"/>
+          <w:sz w:val="21"/>
+          <w:szCs w:val="21"/>
+          <w:lang w:eastAsia="en-ID"/>
+        </w:rPr>
+        <w:t>Selain kapasitas, kecepatan transfer data juga memengaruhi kinerja AI. Gholami dkk. (2024) menjelaskan kesenjangan antara pertumbuhan kemampuan</w:t>
+      </w:r>
+      <w:r>
+        <w:rPr>
+          <w:rFonts w:ascii="Times New Roman" w:eastAsia="Times New Roman" w:hAnsi="Times New Roman" w:cs="Times New Roman"/>
+          <w:sz w:val="21"/>
+          <w:szCs w:val="21"/>
+          <w:lang w:eastAsia="en-ID"/>
+        </w:rPr>
+        <w:t xml:space="preserve"> </w:t>
+      </w:r>
+      <w:r>
+        <w:rPr>
+          <w:rFonts w:ascii="Times New Roman" w:eastAsia="Times New Roman" w:hAnsi="Times New Roman" w:cs="Times New Roman"/>
+          <w:sz w:val="21"/>
+          <w:szCs w:val="21"/>
+          <w:lang w:eastAsia="en-ID"/>
+        </w:rPr>
+        <w:t xml:space="preserve">komputasi server dan bandwidth DRAM. Kondisi ketika kemampuan komputasi berkembang lebih cepat daripada kemampuan memori memasok data dikenal sebagai </w:t>
+      </w:r>
+      <w:r>
+        <w:rPr>
+          <w:rFonts w:ascii="Times New Roman" w:eastAsia="Times New Roman" w:hAnsi="Times New Roman" w:cs="Times New Roman"/>
+          <w:i/>
+          <w:iCs/>
+          <w:sz w:val="21"/>
+          <w:szCs w:val="21"/>
+          <w:lang w:eastAsia="en-ID"/>
+        </w:rPr>
+        <w:t>memory wall</w:t>
+      </w:r>
+      <w:r>
+        <w:rPr>
+          <w:rFonts w:ascii="Times New Roman" w:eastAsia="Times New Roman" w:hAnsi="Times New Roman" w:cs="Times New Roman"/>
+          <w:sz w:val="21"/>
+          <w:szCs w:val="21"/>
+          <w:lang w:eastAsia="en-ID"/>
+        </w:rPr>
+        <w:t>. Akibatnya, GPU dapat menunggu data dan tidak menggunakan seluruh kemampuan pemrosesannya. Kebutuhan akan kapasitas dan bandwidth tinggi menjadi salah satu faktor yang mendorong penggunaan memori khusus seperti HBM.</w:t>
+      </w:r>
+    </w:p>
+    <w:p>
+      <w:pPr>
+        <w:spacing w:before="100" w:beforeAutospacing="1" w:after="100" w:afterAutospacing="1" w:line="360" w:lineRule="auto"/>
+        <w:ind w:firstLine="720"/>
+        <w:rPr>
+          <w:rFonts w:ascii="Times New Roman" w:eastAsia="Times New Roman" w:hAnsi="Times New Roman" w:cs="Times New Roman"/>
+          <w:sz w:val="21"/>
+          <w:szCs w:val="21"/>
+          <w:lang w:eastAsia="en-ID"/>
+        </w:rPr>
+      </w:pPr>
+      <w:r>
+        <w:rPr>
+          <w:rFonts w:ascii="Times New Roman" w:eastAsia="Times New Roman" w:hAnsi="Times New Roman" w:cs="Times New Roman"/>
+          <w:sz w:val="21"/>
+          <w:szCs w:val="21"/>
+          <w:lang w:eastAsia="en-ID"/>
+        </w:rPr>
+        <w:t>3.3 Peralihan kapasitas produksi ke HBM</w:t>
+      </w:r>
+    </w:p>
+    <w:p>
+      <w:pPr>
+        <w:spacing w:before="100" w:beforeAutospacing="1" w:after="100" w:afterAutospacing="1" w:line="360" w:lineRule="auto"/>
+        <w:rPr>
+          <w:rFonts w:ascii="Times New Roman" w:eastAsia="Times New Roman" w:hAnsi="Times New Roman" w:cs="Times New Roman"/>
+          <w:sz w:val="21"/>
+          <w:szCs w:val="21"/>
+          <w:lang w:eastAsia="en-ID"/>
+        </w:rPr>
+      </w:pPr>
+      <w:r>
+        <w:rPr>
+          <w:rFonts w:ascii="Times New Roman" w:eastAsia="Times New Roman" w:hAnsi="Times New Roman" w:cs="Times New Roman"/>
+          <w:sz w:val="21"/>
+          <w:szCs w:val="21"/>
+          <w:lang w:eastAsia="en-ID"/>
+        </w:rPr>
+        <w:t>Kebutuhan akan komputasi AI yang semakin besar mendorong permintaan terhadap High Bandwidth Memory (HBM) yang digunakan di akselerator dan pusat data AI. Jishnu dan Ansari (2026) menyatakan bahwa HBM memiliki tingkat keuntungan yang lebih besar dibandingkan DRAM biasa. Hal ini mendorong produsen seperti Samsung Electronics, SK hynix, dan Micron untuk lebih fo</w:t>
+      </w:r>
+      <w:bookmarkStart w:id="0" w:name="_GoBack"/>
+      <w:bookmarkEnd w:id="0"/>
+      <w:r>
+        <w:rPr>
+          <w:rFonts w:ascii="Times New Roman" w:eastAsia="Times New Roman" w:hAnsi="Times New Roman" w:cs="Times New Roman"/>
+          <w:sz w:val="21"/>
+          <w:szCs w:val="21"/>
+          <w:lang w:eastAsia="en-ID"/>
+        </w:rPr>
+        <w:t>kus pada pembuatan HBM.</w:t>
+      </w:r>
+    </w:p>
+    <w:p>
+      <w:pPr>
+        <w:spacing w:before="100" w:beforeAutospacing="1" w:after="100" w:afterAutospacing="1" w:line="360" w:lineRule="auto"/>
+        <w:rPr>
+          <w:rFonts w:ascii="Times New Roman" w:eastAsia="Times New Roman" w:hAnsi="Times New Roman" w:cs="Times New Roman"/>
+          <w:sz w:val="21"/>
+          <w:szCs w:val="21"/>
+          <w:lang w:eastAsia="en-ID"/>
+        </w:rPr>
+      </w:pPr>
+      <w:r>
+        <w:rPr>
+          <w:rFonts w:ascii="Times New Roman" w:eastAsia="Times New Roman" w:hAnsi="Times New Roman" w:cs="Times New Roman"/>
+          <w:sz w:val="21"/>
+          <w:szCs w:val="21"/>
+          <w:lang w:eastAsia="en-ID"/>
+        </w:rPr>
+        <w:t>Perpindahan kapasitas produksi ini bisa menyebabkan pasokan DRAM konvensional menjadi lebih ketat, yang digunakan pada server, komputer pribadi, dan perangkat elektronik konsumen (Jishnu &amp; Ansari, 2026). Ketika pasokan tidak bisa mengejar permintaan, persaingan untuk mendapatkan memori menjadi lebih ketat dan menyebabkan harga naik. Meski begitu, HBM bukanlah satu-satunya hal yang memengaruhi pasokan DRAM, karena kapasitas produksi dan permintaan dari berbagai sektor juga ikut memengaruhinya.</w:t>
+      </w:r>
+      <w:r>
+        <w:rPr>
+          <w:rFonts w:ascii="Times New Roman" w:eastAsia="Times New Roman" w:hAnsi="Times New Roman" w:cs="Times New Roman"/>
+          <w:sz w:val="21"/>
+          <w:szCs w:val="21"/>
+          <w:lang w:eastAsia="en-ID"/>
+        </w:rPr>
+        <w:t>3.4 Analisis kenaikan harga RAM</w:t>
+      </w:r>
+    </w:p>
+    <w:p>
+      <w:pPr>
+        <w:spacing w:before="100" w:beforeAutospacing="1" w:after="100" w:afterAutospacing="1" w:line="360" w:lineRule="auto"/>
+        <w:rPr>
+          <w:rFonts w:ascii="Times New Roman" w:eastAsia="Times New Roman" w:hAnsi="Times New Roman" w:cs="Times New Roman"/>
+          <w:sz w:val="21"/>
+          <w:szCs w:val="21"/>
+          <w:lang w:eastAsia="en-ID"/>
+        </w:rPr>
+      </w:pPr>
+      <w:r>
+        <w:rPr>
+          <w:rFonts w:ascii="Times New Roman" w:eastAsia="Times New Roman" w:hAnsi="Times New Roman" w:cs="Times New Roman"/>
+          <w:sz w:val="21"/>
+          <w:szCs w:val="21"/>
+          <w:lang w:eastAsia="en-ID"/>
+        </w:rPr>
+        <w:lastRenderedPageBreak/>
+        <w:t>Pada awal Februari 2026, TrendForce merevisi proyeksi kenaikan harga kontrak DRAM pada kuartal pertama 2026 menjadi 90–95% dibandingkan kuartal sebelumnya, dari perkiraan awal 55–60% (TrendForce, sebagaimana dikutip dalam The Register, 2026). Proyeksi ini dipengaruhi oleh tingginya permintaan AI dan pusat data serta terbatasnya pasokan memori. Angka tersebut mengacu pada harga kontrak industri, bukan kenaikan harga ritel seluruh produk RAM.</w:t>
+      </w:r>
+    </w:p>
+    <w:p>
+      <w:pPr>
+        <w:spacing w:before="100" w:beforeAutospacing="1" w:after="100" w:afterAutospacing="1" w:line="360" w:lineRule="auto"/>
+        <w:rPr>
+          <w:rFonts w:ascii="Times New Roman" w:eastAsia="Times New Roman" w:hAnsi="Times New Roman" w:cs="Times New Roman"/>
+          <w:sz w:val="21"/>
+          <w:szCs w:val="21"/>
+          <w:lang w:eastAsia="en-ID"/>
+        </w:rPr>
+      </w:pPr>
+      <w:r>
+        <w:rPr>
+          <w:rFonts w:ascii="Times New Roman" w:eastAsia="Times New Roman" w:hAnsi="Times New Roman" w:cs="Times New Roman"/>
+          <w:sz w:val="21"/>
+          <w:szCs w:val="21"/>
+          <w:lang w:eastAsia="en-ID"/>
+        </w:rPr>
+        <w:t xml:space="preserve">Di Indonesia, Bisnis.com (2025) melaporkan pernyataan eksekutif Team Group bahwa harga kontrak DRAM pada Desember </w:t>
+      </w:r>
+      <w:r>
+        <w:rPr>
+          <w:rFonts w:ascii="Times New Roman" w:eastAsia="Times New Roman" w:hAnsi="Times New Roman" w:cs="Times New Roman"/>
+          <w:sz w:val="21"/>
+          <w:szCs w:val="21"/>
+          <w:lang w:eastAsia="en-ID"/>
+        </w:rPr>
+        <w:t xml:space="preserve">2025 </w:t>
+      </w:r>
+      <w:r>
+        <w:rPr>
+          <w:rFonts w:ascii="Times New Roman" w:eastAsia="Times New Roman" w:hAnsi="Times New Roman" w:cs="Times New Roman"/>
+          <w:sz w:val="21"/>
+          <w:szCs w:val="21"/>
+          <w:lang w:eastAsia="en-ID"/>
+        </w:rPr>
+        <w:t>meningkat 80–100%. Namun, artikel tersebut tidak menjelaskan secara tegas periode pembanding angka itu. Karena itu, angka tersebut tidak dapat langsung dianggap sebagai persentase kenaikan harga RAM ritel di Indonesia.</w:t>
+      </w:r>
+    </w:p>
+    <w:p>
+      <w:pPr>
+        <w:spacing w:before="100" w:beforeAutospacing="1" w:after="100" w:afterAutospacing="1" w:line="360" w:lineRule="auto"/>
+        <w:rPr>
+          <w:rFonts w:ascii="Times New Roman" w:eastAsia="Times New Roman" w:hAnsi="Times New Roman" w:cs="Times New Roman"/>
+          <w:sz w:val="21"/>
+          <w:szCs w:val="21"/>
+          <w:lang w:eastAsia="en-ID"/>
+        </w:rPr>
+      </w:pPr>
+      <w:r>
+        <w:rPr>
+          <w:rFonts w:ascii="Times New Roman" w:eastAsia="Times New Roman" w:hAnsi="Times New Roman" w:cs="Times New Roman"/>
+          <w:sz w:val="21"/>
+          <w:szCs w:val="21"/>
+          <w:lang w:eastAsia="en-ID"/>
+        </w:rPr>
+        <w:t>Harga yang dibayar konsumen dapat berbeda dari harga kontrak global karena dipengaruhi merek, kapasitas, tipe DDR, nilai tukar, distribusi, dan persediaan penjual. Untuk melihat kondisi ritel, pengamatan harga perlu membandingkan produk yang sama pada beberapa penjual.</w:t>
+      </w:r>
+    </w:p>
+    <w:p>
+      <w:pPr>
+        <w:spacing w:before="100" w:beforeAutospacing="1" w:after="100" w:afterAutospacing="1" w:line="360" w:lineRule="auto"/>
+        <w:rPr>
+          <w:rFonts w:ascii="Times New Roman" w:eastAsia="Times New Roman" w:hAnsi="Times New Roman" w:cs="Times New Roman"/>
           <w:b/>
           <w:sz w:val="21"/>
           <w:szCs w:val="21"/>
@@ -1728,6 +1997,753 @@
           <w:lang w:eastAsia="en-ID"/>
         </w:rPr>
         <w:t xml:space="preserve"> Hasil</w:t>
+      </w:r>
+    </w:p>
+    <w:tbl>
+      <w:tblPr>
+        <w:tblStyle w:val="TableGrid"/>
+        <w:tblW w:w="0" w:type="auto"/>
+        <w:tblLook w:val="04A0" w:firstRow="1" w:lastRow="0" w:firstColumn="1" w:lastColumn="0" w:noHBand="0" w:noVBand="1"/>
+      </w:tblPr>
+      <w:tblGrid>
+        <w:gridCol w:w="1413"/>
+        <w:gridCol w:w="2193"/>
+        <w:gridCol w:w="1803"/>
+        <w:gridCol w:w="1803"/>
+        <w:gridCol w:w="1804"/>
+      </w:tblGrid>
+      <w:tr>
+        <w:tc>
+          <w:tcPr>
+            <w:tcW w:w="1413" w:type="dxa"/>
+          </w:tcPr>
+          <w:p>
+            <w:pPr>
+              <w:spacing w:before="100" w:beforeAutospacing="1" w:after="100" w:afterAutospacing="1" w:line="360" w:lineRule="auto"/>
+              <w:rPr>
+                <w:rFonts w:ascii="Times New Roman" w:eastAsia="Times New Roman" w:hAnsi="Times New Roman" w:cs="Times New Roman"/>
+                <w:sz w:val="21"/>
+                <w:szCs w:val="21"/>
+                <w:lang w:eastAsia="en-ID"/>
+              </w:rPr>
+            </w:pPr>
+            <w:r>
+              <w:rPr>
+                <w:rFonts w:ascii="Times New Roman" w:eastAsia="Times New Roman" w:hAnsi="Times New Roman" w:cs="Times New Roman"/>
+                <w:b/>
+                <w:sz w:val="21"/>
+                <w:szCs w:val="21"/>
+                <w:lang w:eastAsia="en-ID"/>
+              </w:rPr>
+              <w:t>Produk</w:t>
+            </w:r>
+          </w:p>
+        </w:tc>
+        <w:tc>
+          <w:tcPr>
+            <w:tcW w:w="2193" w:type="dxa"/>
+          </w:tcPr>
+          <w:p>
+            <w:pPr>
+              <w:spacing w:before="100" w:beforeAutospacing="1" w:after="100" w:afterAutospacing="1" w:line="360" w:lineRule="auto"/>
+              <w:rPr>
+                <w:rFonts w:ascii="Times New Roman" w:eastAsia="Times New Roman" w:hAnsi="Times New Roman" w:cs="Times New Roman"/>
+                <w:b/>
+                <w:sz w:val="21"/>
+                <w:szCs w:val="21"/>
+                <w:lang w:eastAsia="en-ID"/>
+              </w:rPr>
+            </w:pPr>
+            <w:r>
+              <w:rPr>
+                <w:rFonts w:ascii="Times New Roman" w:eastAsia="Times New Roman" w:hAnsi="Times New Roman" w:cs="Times New Roman"/>
+                <w:b/>
+                <w:sz w:val="21"/>
+                <w:szCs w:val="21"/>
+                <w:lang w:eastAsia="en-ID"/>
+              </w:rPr>
+              <w:t>Harga Lama</w:t>
+            </w:r>
+          </w:p>
+        </w:tc>
+        <w:tc>
+          <w:tcPr>
+            <w:tcW w:w="1803" w:type="dxa"/>
+          </w:tcPr>
+          <w:p>
+            <w:pPr>
+              <w:spacing w:before="100" w:beforeAutospacing="1" w:after="100" w:afterAutospacing="1" w:line="360" w:lineRule="auto"/>
+              <w:rPr>
+                <w:rFonts w:ascii="Times New Roman" w:eastAsia="Times New Roman" w:hAnsi="Times New Roman" w:cs="Times New Roman"/>
+                <w:b/>
+                <w:sz w:val="21"/>
+                <w:szCs w:val="21"/>
+                <w:lang w:eastAsia="en-ID"/>
+              </w:rPr>
+            </w:pPr>
+            <w:r>
+              <w:rPr>
+                <w:rFonts w:ascii="Times New Roman" w:eastAsia="Times New Roman" w:hAnsi="Times New Roman" w:cs="Times New Roman"/>
+                <w:b/>
+                <w:sz w:val="21"/>
+                <w:szCs w:val="21"/>
+                <w:lang w:eastAsia="en-ID"/>
+              </w:rPr>
+              <w:t>Harga Sekarang (13/10/2026)</w:t>
+            </w:r>
+          </w:p>
+        </w:tc>
+        <w:tc>
+          <w:tcPr>
+            <w:tcW w:w="1803" w:type="dxa"/>
+          </w:tcPr>
+          <w:p>
+            <w:pPr>
+              <w:spacing w:before="100" w:beforeAutospacing="1" w:after="100" w:afterAutospacing="1" w:line="360" w:lineRule="auto"/>
+              <w:rPr>
+                <w:rFonts w:ascii="Times New Roman" w:eastAsia="Times New Roman" w:hAnsi="Times New Roman" w:cs="Times New Roman"/>
+                <w:b/>
+                <w:sz w:val="21"/>
+                <w:szCs w:val="21"/>
+                <w:lang w:eastAsia="en-ID"/>
+              </w:rPr>
+            </w:pPr>
+            <w:r>
+              <w:rPr>
+                <w:rFonts w:ascii="Times New Roman" w:eastAsia="Times New Roman" w:hAnsi="Times New Roman" w:cs="Times New Roman"/>
+                <w:b/>
+                <w:sz w:val="21"/>
+                <w:szCs w:val="21"/>
+                <w:lang w:eastAsia="en-ID"/>
+              </w:rPr>
+              <w:t>Selisih</w:t>
+            </w:r>
+          </w:p>
+        </w:tc>
+        <w:tc>
+          <w:tcPr>
+            <w:tcW w:w="1804" w:type="dxa"/>
+          </w:tcPr>
+          <w:p>
+            <w:pPr>
+              <w:spacing w:before="100" w:beforeAutospacing="1" w:after="100" w:afterAutospacing="1" w:line="360" w:lineRule="auto"/>
+              <w:rPr>
+                <w:rFonts w:ascii="Times New Roman" w:eastAsia="Times New Roman" w:hAnsi="Times New Roman" w:cs="Times New Roman"/>
+                <w:b/>
+                <w:sz w:val="21"/>
+                <w:szCs w:val="21"/>
+                <w:lang w:eastAsia="en-ID"/>
+              </w:rPr>
+            </w:pPr>
+            <w:r>
+              <w:rPr>
+                <w:rFonts w:ascii="Times New Roman" w:eastAsia="Times New Roman" w:hAnsi="Times New Roman" w:cs="Times New Roman"/>
+                <w:b/>
+                <w:sz w:val="21"/>
+                <w:szCs w:val="21"/>
+                <w:lang w:eastAsia="en-ID"/>
+              </w:rPr>
+              <w:t>Perubahan</w:t>
+            </w:r>
+          </w:p>
+        </w:tc>
+      </w:tr>
+      <w:tr>
+        <w:tc>
+          <w:tcPr>
+            <w:tcW w:w="1413" w:type="dxa"/>
+          </w:tcPr>
+          <w:p>
+            <w:pPr>
+              <w:spacing w:before="100" w:beforeAutospacing="1" w:after="100" w:afterAutospacing="1" w:line="360" w:lineRule="auto"/>
+              <w:rPr>
+                <w:rFonts w:ascii="Times New Roman" w:eastAsia="Times New Roman" w:hAnsi="Times New Roman" w:cs="Times New Roman"/>
+                <w:b/>
+                <w:sz w:val="21"/>
+                <w:szCs w:val="21"/>
+                <w:lang w:eastAsia="en-ID"/>
+              </w:rPr>
+            </w:pPr>
+            <w:r>
+              <w:rPr>
+                <w:rFonts w:ascii="Times New Roman" w:hAnsi="Times New Roman" w:cs="Times New Roman"/>
+                <w:sz w:val="21"/>
+                <w:szCs w:val="21"/>
+              </w:rPr>
+              <w:t>Klevv DDR4 Bolt X 3200 MHz 16 GB (2x8)</w:t>
+            </w:r>
+          </w:p>
+        </w:tc>
+        <w:tc>
+          <w:tcPr>
+            <w:tcW w:w="2193" w:type="dxa"/>
+          </w:tcPr>
+          <w:p>
+            <w:pPr>
+              <w:spacing w:before="100" w:beforeAutospacing="1" w:after="100" w:afterAutospacing="1" w:line="360" w:lineRule="auto"/>
+              <w:rPr>
+                <w:rFonts w:ascii="Times New Roman" w:eastAsia="Times New Roman" w:hAnsi="Times New Roman" w:cs="Times New Roman"/>
+                <w:b/>
+                <w:sz w:val="21"/>
+                <w:szCs w:val="21"/>
+                <w:lang w:eastAsia="en-ID"/>
+              </w:rPr>
+            </w:pPr>
+            <w:r>
+              <w:rPr>
+                <w:rFonts w:ascii="Times New Roman" w:hAnsi="Times New Roman" w:cs="Times New Roman"/>
+                <w:sz w:val="21"/>
+                <w:szCs w:val="21"/>
+              </w:rPr>
+              <w:t>Rp589.999 (Win Computer)</w:t>
+            </w:r>
+          </w:p>
+        </w:tc>
+        <w:tc>
+          <w:tcPr>
+            <w:tcW w:w="1803" w:type="dxa"/>
+          </w:tcPr>
+          <w:p>
+            <w:pPr>
+              <w:spacing w:before="100" w:beforeAutospacing="1" w:after="100" w:afterAutospacing="1" w:line="360" w:lineRule="auto"/>
+              <w:rPr>
+                <w:rFonts w:ascii="Times New Roman" w:eastAsia="Times New Roman" w:hAnsi="Times New Roman" w:cs="Times New Roman"/>
+                <w:b/>
+                <w:sz w:val="21"/>
+                <w:szCs w:val="21"/>
+                <w:lang w:eastAsia="en-ID"/>
+              </w:rPr>
+            </w:pPr>
+            <w:r>
+              <w:rPr>
+                <w:rFonts w:ascii="Times New Roman" w:hAnsi="Times New Roman" w:cs="Times New Roman"/>
+                <w:sz w:val="21"/>
+                <w:szCs w:val="21"/>
+              </w:rPr>
+              <w:t>Rp737.000 (zealot-store)</w:t>
+            </w:r>
+          </w:p>
+        </w:tc>
+        <w:tc>
+          <w:tcPr>
+            <w:tcW w:w="1803" w:type="dxa"/>
+          </w:tcPr>
+          <w:p>
+            <w:pPr>
+              <w:spacing w:before="100" w:beforeAutospacing="1" w:after="100" w:afterAutospacing="1" w:line="360" w:lineRule="auto"/>
+              <w:rPr>
+                <w:rFonts w:ascii="Times New Roman" w:eastAsia="Times New Roman" w:hAnsi="Times New Roman" w:cs="Times New Roman"/>
+                <w:b/>
+                <w:sz w:val="21"/>
+                <w:szCs w:val="21"/>
+                <w:lang w:eastAsia="en-ID"/>
+              </w:rPr>
+            </w:pPr>
+            <w:r>
+              <w:rPr>
+                <w:rFonts w:ascii="Times New Roman" w:hAnsi="Times New Roman" w:cs="Times New Roman"/>
+                <w:sz w:val="21"/>
+                <w:szCs w:val="21"/>
+              </w:rPr>
+              <w:t>Rp147.001</w:t>
+            </w:r>
+          </w:p>
+        </w:tc>
+        <w:tc>
+          <w:tcPr>
+            <w:tcW w:w="1804" w:type="dxa"/>
+          </w:tcPr>
+          <w:tbl>
+            <w:tblPr>
+              <w:tblW w:w="0" w:type="auto"/>
+              <w:tblCellSpacing w:w="15" w:type="dxa"/>
+              <w:tblCellMar>
+                <w:top w:w="15" w:type="dxa"/>
+                <w:left w:w="15" w:type="dxa"/>
+                <w:bottom w:w="15" w:type="dxa"/>
+                <w:right w:w="15" w:type="dxa"/>
+              </w:tblCellMar>
+              <w:tblLook w:val="04A0" w:firstRow="1" w:lastRow="0" w:firstColumn="1" w:lastColumn="0" w:noHBand="0" w:noVBand="1"/>
+            </w:tblPr>
+            <w:tblGrid>
+              <w:gridCol w:w="81"/>
+              <w:gridCol w:w="940"/>
+            </w:tblGrid>
+            <w:tr>
+              <w:trPr>
+                <w:tblCellSpacing w:w="15" w:type="dxa"/>
+              </w:trPr>
+              <w:tc>
+                <w:tcPr>
+                  <w:tcW w:w="0" w:type="auto"/>
+                  <w:vAlign w:val="center"/>
+                  <w:hideMark/>
+                </w:tcPr>
+                <w:p>
+                  <w:pPr>
+                    <w:spacing w:after="0" w:line="360" w:lineRule="auto"/>
+                    <w:rPr>
+                      <w:rFonts w:ascii="Times New Roman" w:eastAsia="Times New Roman" w:hAnsi="Times New Roman" w:cs="Times New Roman"/>
+                      <w:sz w:val="21"/>
+                      <w:szCs w:val="21"/>
+                      <w:lang w:eastAsia="en-ID"/>
+                    </w:rPr>
+                  </w:pPr>
+                </w:p>
+              </w:tc>
+              <w:tc>
+                <w:tcPr>
+                  <w:tcW w:w="0" w:type="auto"/>
+                  <w:vAlign w:val="center"/>
+                  <w:hideMark/>
+                </w:tcPr>
+                <w:p>
+                  <w:pPr>
+                    <w:spacing w:after="0" w:line="360" w:lineRule="auto"/>
+                    <w:rPr>
+                      <w:rFonts w:ascii="Times New Roman" w:eastAsia="Times New Roman" w:hAnsi="Times New Roman" w:cs="Times New Roman"/>
+                      <w:sz w:val="21"/>
+                      <w:szCs w:val="21"/>
+                      <w:lang w:eastAsia="en-ID"/>
+                    </w:rPr>
+                  </w:pPr>
+                  <w:r>
+                    <w:rPr>
+                      <w:rFonts w:ascii="Times New Roman" w:eastAsia="Times New Roman" w:hAnsi="Times New Roman" w:cs="Times New Roman"/>
+                      <w:b/>
+                      <w:bCs/>
+                      <w:sz w:val="21"/>
+                      <w:szCs w:val="21"/>
+                      <w:lang w:eastAsia="en-ID"/>
+                    </w:rPr>
+                    <w:t>± +24,9%</w:t>
+                  </w:r>
+                </w:p>
+              </w:tc>
+            </w:tr>
+          </w:tbl>
+          <w:p>
+            <w:pPr>
+              <w:spacing w:before="100" w:beforeAutospacing="1" w:after="100" w:afterAutospacing="1" w:line="360" w:lineRule="auto"/>
+              <w:rPr>
+                <w:rFonts w:ascii="Times New Roman" w:eastAsia="Times New Roman" w:hAnsi="Times New Roman" w:cs="Times New Roman"/>
+                <w:b/>
+                <w:sz w:val="21"/>
+                <w:szCs w:val="21"/>
+                <w:lang w:eastAsia="en-ID"/>
+              </w:rPr>
+            </w:pPr>
+          </w:p>
+        </w:tc>
+      </w:tr>
+      <w:tr>
+        <w:tc>
+          <w:tcPr>
+            <w:tcW w:w="1413" w:type="dxa"/>
+          </w:tcPr>
+          <w:p>
+            <w:pPr>
+              <w:spacing w:before="100" w:beforeAutospacing="1" w:after="100" w:afterAutospacing="1" w:line="360" w:lineRule="auto"/>
+              <w:rPr>
+                <w:rFonts w:ascii="Times New Roman" w:eastAsia="Times New Roman" w:hAnsi="Times New Roman" w:cs="Times New Roman"/>
+                <w:b/>
+                <w:sz w:val="21"/>
+                <w:szCs w:val="21"/>
+                <w:lang w:eastAsia="en-ID"/>
+              </w:rPr>
+            </w:pPr>
+            <w:r>
+              <w:rPr>
+                <w:rFonts w:ascii="Times New Roman" w:hAnsi="Times New Roman" w:cs="Times New Roman"/>
+                <w:sz w:val="21"/>
+                <w:szCs w:val="21"/>
+              </w:rPr>
+              <w:t>Lexar Thor DDR4 3200 MHz 16 GB (2x8)</w:t>
+            </w:r>
+          </w:p>
+        </w:tc>
+        <w:tc>
+          <w:tcPr>
+            <w:tcW w:w="2193" w:type="dxa"/>
+          </w:tcPr>
+          <w:p>
+            <w:pPr>
+              <w:spacing w:before="100" w:beforeAutospacing="1" w:after="100" w:afterAutospacing="1" w:line="360" w:lineRule="auto"/>
+              <w:rPr>
+                <w:rFonts w:ascii="Times New Roman" w:eastAsia="Times New Roman" w:hAnsi="Times New Roman" w:cs="Times New Roman"/>
+                <w:b/>
+                <w:sz w:val="21"/>
+                <w:szCs w:val="21"/>
+                <w:lang w:eastAsia="en-ID"/>
+              </w:rPr>
+            </w:pPr>
+            <w:r>
+              <w:rPr>
+                <w:rFonts w:ascii="Times New Roman" w:hAnsi="Times New Roman" w:cs="Times New Roman"/>
+                <w:sz w:val="21"/>
+                <w:szCs w:val="21"/>
+              </w:rPr>
+              <w:t xml:space="preserve">Rp595.000 </w:t>
+            </w:r>
+          </w:p>
+        </w:tc>
+        <w:tc>
+          <w:tcPr>
+            <w:tcW w:w="1803" w:type="dxa"/>
+          </w:tcPr>
+          <w:p>
+            <w:pPr>
+              <w:spacing w:before="100" w:beforeAutospacing="1" w:after="100" w:afterAutospacing="1" w:line="360" w:lineRule="auto"/>
+              <w:rPr>
+                <w:rFonts w:ascii="Times New Roman" w:eastAsia="Times New Roman" w:hAnsi="Times New Roman" w:cs="Times New Roman"/>
+                <w:b/>
+                <w:sz w:val="21"/>
+                <w:szCs w:val="21"/>
+                <w:lang w:eastAsia="en-ID"/>
+              </w:rPr>
+            </w:pPr>
+            <w:r>
+              <w:rPr>
+                <w:rFonts w:ascii="Times New Roman" w:hAnsi="Times New Roman" w:cs="Times New Roman"/>
+                <w:sz w:val="21"/>
+                <w:szCs w:val="21"/>
+              </w:rPr>
+              <w:t>Rp2.425.000 (global-link168, Tokopedia)</w:t>
+            </w:r>
+          </w:p>
+        </w:tc>
+        <w:tc>
+          <w:tcPr>
+            <w:tcW w:w="1803" w:type="dxa"/>
+          </w:tcPr>
+          <w:p>
+            <w:pPr>
+              <w:spacing w:before="100" w:beforeAutospacing="1" w:after="100" w:afterAutospacing="1" w:line="360" w:lineRule="auto"/>
+              <w:rPr>
+                <w:rFonts w:ascii="Times New Roman" w:eastAsia="Times New Roman" w:hAnsi="Times New Roman" w:cs="Times New Roman"/>
+                <w:b/>
+                <w:sz w:val="21"/>
+                <w:szCs w:val="21"/>
+                <w:lang w:eastAsia="en-ID"/>
+              </w:rPr>
+            </w:pPr>
+            <w:r>
+              <w:rPr>
+                <w:rFonts w:ascii="Times New Roman" w:hAnsi="Times New Roman" w:cs="Times New Roman"/>
+                <w:sz w:val="21"/>
+                <w:szCs w:val="21"/>
+              </w:rPr>
+              <w:t>Rp1.830.000</w:t>
+            </w:r>
+          </w:p>
+        </w:tc>
+        <w:tc>
+          <w:tcPr>
+            <w:tcW w:w="1804" w:type="dxa"/>
+          </w:tcPr>
+          <w:tbl>
+            <w:tblPr>
+              <w:tblW w:w="0" w:type="auto"/>
+              <w:tblCellSpacing w:w="15" w:type="dxa"/>
+              <w:tblCellMar>
+                <w:top w:w="15" w:type="dxa"/>
+                <w:left w:w="15" w:type="dxa"/>
+                <w:bottom w:w="15" w:type="dxa"/>
+                <w:right w:w="15" w:type="dxa"/>
+              </w:tblCellMar>
+              <w:tblLook w:val="04A0" w:firstRow="1" w:lastRow="0" w:firstColumn="1" w:lastColumn="0" w:noHBand="0" w:noVBand="1"/>
+            </w:tblPr>
+            <w:tblGrid>
+              <w:gridCol w:w="81"/>
+              <w:gridCol w:w="1045"/>
+            </w:tblGrid>
+            <w:tr>
+              <w:trPr>
+                <w:tblCellSpacing w:w="15" w:type="dxa"/>
+              </w:trPr>
+              <w:tc>
+                <w:tcPr>
+                  <w:tcW w:w="0" w:type="auto"/>
+                  <w:vAlign w:val="center"/>
+                  <w:hideMark/>
+                </w:tcPr>
+                <w:p>
+                  <w:pPr>
+                    <w:spacing w:after="0" w:line="360" w:lineRule="auto"/>
+                    <w:rPr>
+                      <w:rFonts w:ascii="Times New Roman" w:eastAsia="Times New Roman" w:hAnsi="Times New Roman" w:cs="Times New Roman"/>
+                      <w:sz w:val="21"/>
+                      <w:szCs w:val="21"/>
+                      <w:lang w:eastAsia="en-ID"/>
+                    </w:rPr>
+                  </w:pPr>
+                </w:p>
+              </w:tc>
+              <w:tc>
+                <w:tcPr>
+                  <w:tcW w:w="0" w:type="auto"/>
+                  <w:vAlign w:val="center"/>
+                  <w:hideMark/>
+                </w:tcPr>
+                <w:p>
+                  <w:pPr>
+                    <w:spacing w:after="0" w:line="360" w:lineRule="auto"/>
+                    <w:rPr>
+                      <w:rFonts w:ascii="Times New Roman" w:eastAsia="Times New Roman" w:hAnsi="Times New Roman" w:cs="Times New Roman"/>
+                      <w:sz w:val="21"/>
+                      <w:szCs w:val="21"/>
+                      <w:lang w:eastAsia="en-ID"/>
+                    </w:rPr>
+                  </w:pPr>
+                  <w:r>
+                    <w:rPr>
+                      <w:rFonts w:ascii="Times New Roman" w:eastAsia="Times New Roman" w:hAnsi="Times New Roman" w:cs="Times New Roman"/>
+                      <w:b/>
+                      <w:bCs/>
+                      <w:sz w:val="21"/>
+                      <w:szCs w:val="21"/>
+                      <w:lang w:eastAsia="en-ID"/>
+                    </w:rPr>
+                    <w:t>± +307,6%</w:t>
+                  </w:r>
+                  <w:r>
+                    <w:rPr>
+                      <w:rFonts w:ascii="Times New Roman" w:eastAsia="Times New Roman" w:hAnsi="Times New Roman" w:cs="Times New Roman"/>
+                      <w:sz w:val="21"/>
+                      <w:szCs w:val="21"/>
+                      <w:lang w:eastAsia="en-ID"/>
+                    </w:rPr>
+                    <w:t xml:space="preserve"> </w:t>
+                  </w:r>
+                </w:p>
+              </w:tc>
+            </w:tr>
+          </w:tbl>
+          <w:p>
+            <w:pPr>
+              <w:spacing w:before="100" w:beforeAutospacing="1" w:after="100" w:afterAutospacing="1" w:line="360" w:lineRule="auto"/>
+              <w:rPr>
+                <w:rFonts w:ascii="Times New Roman" w:eastAsia="Times New Roman" w:hAnsi="Times New Roman" w:cs="Times New Roman"/>
+                <w:b/>
+                <w:sz w:val="21"/>
+                <w:szCs w:val="21"/>
+                <w:lang w:eastAsia="en-ID"/>
+              </w:rPr>
+            </w:pPr>
+          </w:p>
+        </w:tc>
+      </w:tr>
+      <w:tr>
+        <w:tc>
+          <w:tcPr>
+            <w:tcW w:w="1413" w:type="dxa"/>
+          </w:tcPr>
+          <w:p>
+            <w:pPr>
+              <w:pStyle w:val="Heading1"/>
+              <w:shd w:val="clear" w:color="auto" w:fill="FFFFFF"/>
+              <w:spacing w:before="0" w:after="60" w:line="360" w:lineRule="auto"/>
+              <w:outlineLvl w:val="0"/>
+              <w:rPr>
+                <w:rFonts w:ascii="Times New Roman" w:hAnsi="Times New Roman" w:cs="Times New Roman"/>
+                <w:color w:val="080808"/>
+                <w:sz w:val="21"/>
+                <w:szCs w:val="21"/>
+              </w:rPr>
+            </w:pPr>
+            <w:r>
+              <w:rPr>
+                <w:rFonts w:ascii="Times New Roman" w:hAnsi="Times New Roman" w:cs="Times New Roman"/>
+                <w:color w:val="080808"/>
+                <w:sz w:val="21"/>
+                <w:szCs w:val="21"/>
+              </w:rPr>
+              <w:t>Teamgroup Memory Elite Plus DDR4 2x8GB 3200Mhz - Black Gold</w:t>
+            </w:r>
+          </w:p>
+          <w:p>
+            <w:pPr>
+              <w:spacing w:before="100" w:beforeAutospacing="1" w:after="100" w:afterAutospacing="1" w:line="360" w:lineRule="auto"/>
+              <w:rPr>
+                <w:rFonts w:ascii="Times New Roman" w:eastAsia="Times New Roman" w:hAnsi="Times New Roman" w:cs="Times New Roman"/>
+                <w:b/>
+                <w:sz w:val="21"/>
+                <w:szCs w:val="21"/>
+                <w:lang w:eastAsia="en-ID"/>
+              </w:rPr>
+            </w:pPr>
+          </w:p>
+        </w:tc>
+        <w:tc>
+          <w:tcPr>
+            <w:tcW w:w="2193" w:type="dxa"/>
+          </w:tcPr>
+          <w:p>
+            <w:pPr>
+              <w:spacing w:before="100" w:beforeAutospacing="1" w:after="100" w:afterAutospacing="1" w:line="360" w:lineRule="auto"/>
+              <w:rPr>
+                <w:rFonts w:ascii="Times New Roman" w:eastAsia="Times New Roman" w:hAnsi="Times New Roman" w:cs="Times New Roman"/>
+                <w:sz w:val="21"/>
+                <w:szCs w:val="21"/>
+                <w:lang w:eastAsia="en-ID"/>
+              </w:rPr>
+            </w:pPr>
+            <w:r>
+              <w:rPr>
+                <w:rFonts w:ascii="Times New Roman" w:eastAsia="Times New Roman" w:hAnsi="Times New Roman" w:cs="Times New Roman"/>
+                <w:sz w:val="21"/>
+                <w:szCs w:val="21"/>
+                <w:lang w:eastAsia="en-ID"/>
+              </w:rPr>
+              <w:t xml:space="preserve">Rp. 560.000 </w:t>
+            </w:r>
+          </w:p>
+        </w:tc>
+        <w:tc>
+          <w:tcPr>
+            <w:tcW w:w="1803" w:type="dxa"/>
+          </w:tcPr>
+          <w:p>
+            <w:pPr>
+              <w:spacing w:before="100" w:beforeAutospacing="1" w:after="100" w:afterAutospacing="1" w:line="360" w:lineRule="auto"/>
+              <w:rPr>
+                <w:rFonts w:ascii="Times New Roman" w:eastAsia="Times New Roman" w:hAnsi="Times New Roman" w:cs="Times New Roman"/>
+                <w:b/>
+                <w:sz w:val="21"/>
+                <w:szCs w:val="21"/>
+                <w:lang w:eastAsia="en-ID"/>
+              </w:rPr>
+            </w:pPr>
+            <w:r>
+              <w:rPr>
+                <w:rFonts w:ascii="Times New Roman" w:hAnsi="Times New Roman" w:cs="Times New Roman"/>
+                <w:sz w:val="21"/>
+                <w:szCs w:val="21"/>
+                <w:shd w:val="clear" w:color="auto" w:fill="FAFAFA"/>
+              </w:rPr>
+              <w:t>Rp2.775.000</w:t>
+            </w:r>
+            <w:r>
+              <w:rPr>
+                <w:rFonts w:ascii="Times New Roman" w:hAnsi="Times New Roman" w:cs="Times New Roman"/>
+                <w:sz w:val="21"/>
+                <w:szCs w:val="21"/>
+                <w:shd w:val="clear" w:color="auto" w:fill="FAFAFA"/>
+              </w:rPr>
+              <w:br/>
+            </w:r>
+            <w:r>
+              <w:rPr>
+                <w:rFonts w:ascii="Times New Roman" w:eastAsia="Times New Roman" w:hAnsi="Times New Roman" w:cs="Times New Roman"/>
+                <w:sz w:val="21"/>
+                <w:szCs w:val="21"/>
+                <w:shd w:val="clear" w:color="auto" w:fill="FAFAFA"/>
+                <w:lang w:eastAsia="en-ID"/>
+              </w:rPr>
+              <w:t>(COC Komputer – Shopee)</w:t>
+            </w:r>
+          </w:p>
+        </w:tc>
+        <w:tc>
+          <w:tcPr>
+            <w:tcW w:w="1803" w:type="dxa"/>
+          </w:tcPr>
+          <w:p>
+            <w:pPr>
+              <w:spacing w:before="100" w:beforeAutospacing="1" w:after="100" w:afterAutospacing="1" w:line="360" w:lineRule="auto"/>
+              <w:rPr>
+                <w:rFonts w:ascii="Times New Roman" w:eastAsia="Times New Roman" w:hAnsi="Times New Roman" w:cs="Times New Roman"/>
+                <w:b/>
+                <w:sz w:val="21"/>
+                <w:szCs w:val="21"/>
+                <w:lang w:eastAsia="en-ID"/>
+              </w:rPr>
+            </w:pPr>
+            <w:r>
+              <w:rPr>
+                <w:rFonts w:ascii="Times New Roman" w:hAnsi="Times New Roman" w:cs="Times New Roman"/>
+                <w:sz w:val="21"/>
+                <w:szCs w:val="21"/>
+              </w:rPr>
+              <w:t>Rp2.215.000</w:t>
+            </w:r>
+          </w:p>
+        </w:tc>
+        <w:tc>
+          <w:tcPr>
+            <w:tcW w:w="1804" w:type="dxa"/>
+          </w:tcPr>
+          <w:p>
+            <w:pPr>
+              <w:spacing w:before="100" w:beforeAutospacing="1" w:after="100" w:afterAutospacing="1" w:line="360" w:lineRule="auto"/>
+              <w:rPr>
+                <w:rFonts w:ascii="Times New Roman" w:eastAsia="Times New Roman" w:hAnsi="Times New Roman" w:cs="Times New Roman"/>
+                <w:b/>
+                <w:sz w:val="21"/>
+                <w:szCs w:val="21"/>
+                <w:lang w:eastAsia="en-ID"/>
+              </w:rPr>
+            </w:pPr>
+            <w:r>
+              <w:rPr>
+                <w:rFonts w:ascii="Times New Roman" w:hAnsi="Times New Roman" w:cs="Times New Roman"/>
+                <w:sz w:val="21"/>
+                <w:szCs w:val="21"/>
+              </w:rPr>
+              <w:t>± +</w:t>
+            </w:r>
+            <w:r>
+              <w:rPr>
+                <w:rFonts w:ascii="Times New Roman" w:hAnsi="Times New Roman" w:cs="Times New Roman"/>
+                <w:b/>
+                <w:sz w:val="21"/>
+                <w:szCs w:val="21"/>
+              </w:rPr>
+              <w:t>395,5</w:t>
+            </w:r>
+            <w:r>
+              <w:rPr>
+                <w:rFonts w:ascii="Times New Roman" w:hAnsi="Times New Roman" w:cs="Times New Roman"/>
+                <w:sz w:val="21"/>
+                <w:szCs w:val="21"/>
+              </w:rPr>
+              <w:t>%</w:t>
+            </w:r>
+          </w:p>
+        </w:tc>
+      </w:tr>
+    </w:tbl>
+    <w:p>
+      <w:pPr>
+        <w:spacing w:before="100" w:beforeAutospacing="1" w:after="100" w:afterAutospacing="1" w:line="360" w:lineRule="auto"/>
+        <w:rPr>
+          <w:rFonts w:ascii="Times New Roman" w:eastAsia="Times New Roman" w:hAnsi="Times New Roman" w:cs="Times New Roman"/>
+          <w:b/>
+          <w:sz w:val="21"/>
+          <w:szCs w:val="21"/>
+          <w:lang w:eastAsia="en-ID"/>
+        </w:rPr>
+      </w:pPr>
+    </w:p>
+    <w:p>
+      <w:pPr>
+        <w:spacing w:before="100" w:beforeAutospacing="1" w:after="100" w:afterAutospacing="1" w:line="360" w:lineRule="auto"/>
+        <w:rPr>
+          <w:rFonts w:ascii="Times New Roman" w:eastAsia="Times New Roman" w:hAnsi="Times New Roman" w:cs="Times New Roman"/>
+          <w:b/>
+          <w:sz w:val="21"/>
+          <w:szCs w:val="21"/>
+          <w:lang w:eastAsia="en-ID"/>
+        </w:rPr>
+      </w:pPr>
+      <w:r>
+        <w:rPr>
+          <w:rFonts w:ascii="Times New Roman" w:hAnsi="Times New Roman" w:cs="Times New Roman"/>
+          <w:noProof/>
+          <w:sz w:val="21"/>
+          <w:szCs w:val="21"/>
+        </w:rPr>
+        <w:t xml:space="preserve"> </w:t>
       </w:r>
     </w:p>
     <w:p>
@@ -1735,16 +2751,37 @@
         <w:pStyle w:val="NormalWeb"/>
         <w:spacing w:line="360" w:lineRule="auto"/>
         <w:rPr>
-          <w:sz w:val="21"/>
-          <w:szCs w:val="21"/>
-        </w:rPr>
-      </w:pPr>
-      <w:r>
-        <w:rPr>
-          <w:sz w:val="21"/>
-          <w:szCs w:val="21"/>
-        </w:rPr>
-        <w:t>Berdasarkan kajian literatur, GPU dan memori memiliki peran yang saling berkaitan dalam mendukung komputasi kecerdasan buatan. GPU membantu menjalankan operasi matematika secara paralel, sedangkan memori menyediakan data dan parameter yang dibutuhkan selama proses komputasi. Penelitian Jouppi dkk. (2017) menunjukkan pentingnya rancangan perangkat keras khusus untuk menjalankan beban kerja jaringan saraf secara efisien.</w:t>
+          <w:b/>
+          <w:sz w:val="21"/>
+          <w:szCs w:val="21"/>
+        </w:rPr>
+      </w:pPr>
+      <w:r>
+        <w:rPr>
+          <w:b/>
+          <w:sz w:val="21"/>
+          <w:szCs w:val="21"/>
+        </w:rPr>
+        <w:lastRenderedPageBreak/>
+        <w:t xml:space="preserve">BAB </w:t>
+      </w:r>
+      <w:proofErr w:type="gramStart"/>
+      <w:r>
+        <w:rPr>
+          <w:b/>
+          <w:sz w:val="21"/>
+          <w:szCs w:val="21"/>
+        </w:rPr>
+        <w:t>5 :</w:t>
+      </w:r>
+      <w:proofErr w:type="gramEnd"/>
+      <w:r>
+        <w:rPr>
+          <w:b/>
+          <w:sz w:val="21"/>
+          <w:szCs w:val="21"/>
+        </w:rPr>
+        <w:t xml:space="preserve"> Kesimpulan</w:t>
       </w:r>
     </w:p>
     <w:p>
@@ -1761,40 +2798,7 @@
           <w:sz w:val="21"/>
           <w:szCs w:val="21"/>
         </w:rPr>
-        <w:t>Kajian terhadap industri memori juga menunjukkan bahwa meningkatnya permintaan HBM untuk pusat data AI dapat memengaruhi alokasi kapasitas produksi dan ketersediaan DRAM konvensional. Laporan Jishnu dan Ansari (2026) mengidentifikasi peralihan kapasitas produksi menuju HBM sebagai salah satu faktor yang menekan pasokan DRAM konvensional dan mendorong kenaikan harga. Dengan demikian, perkembangan AI berkaitan dengan perubahan kebutuhan dan pasokan memori, meskipun perubahan harga RAM juga dipengaruhi oleh faktor pasar lainnya.</w:t>
-      </w:r>
-    </w:p>
-    <w:p>
-      <w:pPr>
-        <w:pStyle w:val="NormalWeb"/>
-        <w:rPr>
-          <w:sz w:val="21"/>
-          <w:szCs w:val="21"/>
-        </w:rPr>
-      </w:pPr>
-      <w:r>
-        <w:rPr>
-          <w:sz w:val="21"/>
-          <w:szCs w:val="21"/>
-        </w:rPr>
-        <w:lastRenderedPageBreak/>
-        <w:t xml:space="preserve">BAB </w:t>
-      </w:r>
-      <w:proofErr w:type="gramStart"/>
-      <w:r>
-        <w:rPr>
-          <w:sz w:val="21"/>
-          <w:szCs w:val="21"/>
-        </w:rPr>
-        <w:t>5 :</w:t>
-      </w:r>
-      <w:proofErr w:type="gramEnd"/>
-      <w:r>
-        <w:rPr>
-          <w:sz w:val="21"/>
-          <w:szCs w:val="21"/>
-        </w:rPr>
-        <w:t xml:space="preserve"> Kesimpulan</w:t>
+        <w:t>GPU dan memori merupakan komponen penting dalam komputasi kecerdasan buatan. GPU mendukung pemrosesan paralel, sedangkan memori menyediakan data yang diperlukan oleh unit pemroses. Peningkatan kebutuhan komputasi AI turut meningkatkan permintaan terhadap memori berbandwidth tinggi seperti HBM. Pengalihan kapasitas produksi untuk memenuhi permintaan tersebut dapat memengaruhi pasokan DRAM konvensional dan memberikan tekanan terhadap harga RAM. Namun, kenaikan harga RAM juga dipengaruhi oleh faktor lain dalam industri semikonduktor. Oleh karena itu, hubungan antara perkembangan AI dan harga RAM perlu dipahami dengan mempertimbangkan kebutuhan teknologi serta kondisi permintaan dan pasokan di pasar.</w:t>
       </w:r>
     </w:p>
     <w:p>
@@ -1806,19 +2810,13 @@
           <w:szCs w:val="21"/>
         </w:rPr>
       </w:pPr>
-      <w:r>
-        <w:rPr>
-          <w:sz w:val="21"/>
-          <w:szCs w:val="21"/>
-        </w:rPr>
-        <w:t>GPU dan memori merupakan komponen penting dalam komputasi kecerdasan buatan. GPU mendukung pemrosesan paralel, sedangkan memori menyediakan data yang diperlukan oleh unit pemroses. Peningkatan kebutuhan komputasi AI turut meningkatkan permintaan terhadap memori berbandwidth tinggi seperti HBM. Pengalihan kapasitas produksi untuk memenuhi permintaan tersebut dapat memengaruhi pasokan DRAM konvensional dan memberikan tekanan terhadap harga RAM. Namun, kenaikan harga RAM juga dipengaruhi oleh faktor lain dalam industri semikonduktor. Oleh karena itu, hubungan antara perkembangan AI dan harga RAM perlu dipahami dengan mempertimbangkan kebutuhan teknologi serta kondisi permintaan dan pasokan di pasar.</w:t>
-      </w:r>
     </w:p>
     <w:p>
       <w:pPr>
         <w:pStyle w:val="NormalWeb"/>
         <w:spacing w:line="360" w:lineRule="auto"/>
         <w:rPr>
+          <w:b/>
           <w:sz w:val="21"/>
           <w:szCs w:val="21"/>
         </w:rPr>
@@ -1828,12 +2826,20 @@
       <w:pPr>
         <w:pStyle w:val="NormalWeb"/>
         <w:spacing w:line="360" w:lineRule="auto"/>
-        <w:ind w:firstLine="720"/>
-        <w:rPr>
-          <w:sz w:val="21"/>
-          <w:szCs w:val="21"/>
-        </w:rPr>
-      </w:pPr>
+        <w:rPr>
+          <w:b/>
+          <w:sz w:val="21"/>
+          <w:szCs w:val="21"/>
+        </w:rPr>
+      </w:pPr>
+      <w:r>
+        <w:rPr>
+          <w:b/>
+          <w:sz w:val="21"/>
+          <w:szCs w:val="21"/>
+        </w:rPr>
+        <w:t>Reference</w:t>
+      </w:r>
     </w:p>
     <w:p>
       <w:pPr>
@@ -1844,169 +2850,33 @@
           <w:szCs w:val="21"/>
         </w:rPr>
       </w:pPr>
+      <w:r>
+        <w:rPr>
+          <w:sz w:val="21"/>
+          <w:szCs w:val="21"/>
+        </w:rPr>
+        <w:t xml:space="preserve">Gholami, A., et al. (2024). arXiv. </w:t>
+      </w:r>
+      <w:hyperlink r:id="rId7" w:history="1">
+        <w:r>
+          <w:rPr>
+            <w:rStyle w:val="Hyperlink"/>
+            <w:sz w:val="21"/>
+            <w:szCs w:val="21"/>
+          </w:rPr>
+          <w:t>https://arxiv.org/abs/2403.14123</w:t>
+        </w:r>
+      </w:hyperlink>
     </w:p>
     <w:p>
       <w:pPr>
         <w:pStyle w:val="NormalWeb"/>
         <w:spacing w:line="360" w:lineRule="auto"/>
         <w:rPr>
-          <w:sz w:val="21"/>
-          <w:szCs w:val="21"/>
-        </w:rPr>
-      </w:pPr>
-    </w:p>
-    <w:p>
-      <w:pPr>
-        <w:pStyle w:val="NormalWeb"/>
-        <w:spacing w:line="360" w:lineRule="auto"/>
-        <w:rPr>
-          <w:sz w:val="21"/>
-          <w:szCs w:val="21"/>
-        </w:rPr>
-      </w:pPr>
-    </w:p>
-    <w:p>
-      <w:pPr>
-        <w:pStyle w:val="NormalWeb"/>
-        <w:spacing w:line="360" w:lineRule="auto"/>
-        <w:rPr>
-          <w:sz w:val="21"/>
-          <w:szCs w:val="21"/>
-        </w:rPr>
-      </w:pPr>
-      <w:r>
-        <w:rPr>
-          <w:sz w:val="21"/>
-          <w:szCs w:val="21"/>
-        </w:rPr>
-        <w:br/>
-      </w:r>
-      <w:r>
-        <w:rPr>
-          <w:sz w:val="21"/>
-          <w:szCs w:val="21"/>
-        </w:rPr>
-        <w:br/>
-      </w:r>
-    </w:p>
-    <w:p>
-      <w:pPr>
-        <w:pStyle w:val="NormalWeb"/>
-        <w:spacing w:line="360" w:lineRule="auto"/>
-        <w:rPr>
-          <w:sz w:val="21"/>
-          <w:szCs w:val="21"/>
-        </w:rPr>
-      </w:pPr>
-    </w:p>
-    <w:p>
-      <w:pPr>
-        <w:pStyle w:val="NormalWeb"/>
-        <w:spacing w:line="360" w:lineRule="auto"/>
-        <w:rPr>
-          <w:sz w:val="21"/>
-          <w:szCs w:val="21"/>
-        </w:rPr>
-      </w:pPr>
-    </w:p>
-    <w:p>
-      <w:pPr>
-        <w:pStyle w:val="NormalWeb"/>
-        <w:spacing w:line="360" w:lineRule="auto"/>
-        <w:rPr>
-          <w:sz w:val="21"/>
-          <w:szCs w:val="21"/>
-        </w:rPr>
-      </w:pPr>
-    </w:p>
-    <w:p>
-      <w:pPr>
-        <w:pStyle w:val="NormalWeb"/>
-        <w:spacing w:line="360" w:lineRule="auto"/>
-        <w:rPr>
-          <w:sz w:val="21"/>
-          <w:szCs w:val="21"/>
-        </w:rPr>
-      </w:pPr>
-    </w:p>
-    <w:p>
-      <w:pPr>
-        <w:pStyle w:val="NormalWeb"/>
-        <w:spacing w:line="360" w:lineRule="auto"/>
-        <w:rPr>
-          <w:sz w:val="21"/>
-          <w:szCs w:val="21"/>
-        </w:rPr>
-      </w:pPr>
-    </w:p>
-    <w:p>
-      <w:pPr>
-        <w:pStyle w:val="NormalWeb"/>
-        <w:spacing w:line="360" w:lineRule="auto"/>
-        <w:rPr>
-          <w:sz w:val="21"/>
-          <w:szCs w:val="21"/>
-        </w:rPr>
-      </w:pPr>
-    </w:p>
-    <w:p>
-      <w:pPr>
-        <w:pStyle w:val="NormalWeb"/>
-        <w:spacing w:line="360" w:lineRule="auto"/>
-        <w:rPr>
-          <w:sz w:val="21"/>
-          <w:szCs w:val="21"/>
-        </w:rPr>
-      </w:pPr>
-    </w:p>
-    <w:p>
-      <w:pPr>
-        <w:pStyle w:val="NormalWeb"/>
-        <w:spacing w:line="360" w:lineRule="auto"/>
-        <w:rPr>
-          <w:sz w:val="21"/>
-          <w:szCs w:val="21"/>
-        </w:rPr>
-      </w:pPr>
-    </w:p>
-    <w:p>
-      <w:pPr>
-        <w:pStyle w:val="NormalWeb"/>
-        <w:spacing w:line="360" w:lineRule="auto"/>
-        <w:rPr>
-          <w:sz w:val="21"/>
-          <w:szCs w:val="21"/>
-        </w:rPr>
-      </w:pPr>
-    </w:p>
-    <w:p>
-      <w:pPr>
-        <w:pStyle w:val="NormalWeb"/>
-        <w:spacing w:line="360" w:lineRule="auto"/>
-        <w:rPr>
-          <w:b/>
-          <w:sz w:val="21"/>
-          <w:szCs w:val="21"/>
-        </w:rPr>
-      </w:pPr>
-      <w:r>
-        <w:rPr>
-          <w:b/>
-          <w:sz w:val="21"/>
-          <w:szCs w:val="21"/>
-        </w:rPr>
-        <w:lastRenderedPageBreak/>
-        <w:t>Reference</w:t>
-      </w:r>
-    </w:p>
-    <w:p>
-      <w:pPr>
-        <w:pStyle w:val="NormalWeb"/>
-        <w:spacing w:line="360" w:lineRule="auto"/>
-        <w:rPr>
-          <w:b/>
-          <w:sz w:val="21"/>
-          <w:szCs w:val="21"/>
+          <w:color w:val="0000FF"/>
+          <w:sz w:val="21"/>
+          <w:szCs w:val="21"/>
+          <w:u w:val="single"/>
         </w:rPr>
       </w:pPr>
       <w:r>
@@ -2032,7 +2902,7 @@
         </w:rPr>
         <w:t xml:space="preserve">(2), 48–60. </w:t>
       </w:r>
-      <w:hyperlink r:id="rId7" w:history="1">
+      <w:hyperlink r:id="rId8" w:history="1">
         <w:r>
           <w:rPr>
             <w:color w:val="0000FF"/>
@@ -2046,52 +2916,87 @@
     </w:p>
     <w:p>
       <w:pPr>
-        <w:spacing w:before="100" w:beforeAutospacing="1" w:after="100" w:afterAutospacing="1" w:line="240" w:lineRule="auto"/>
-        <w:rPr>
-          <w:rFonts w:ascii="Times New Roman" w:eastAsia="Times New Roman" w:hAnsi="Times New Roman" w:cs="Times New Roman"/>
-          <w:sz w:val="21"/>
-          <w:szCs w:val="21"/>
-          <w:lang w:eastAsia="en-ID"/>
-        </w:rPr>
-      </w:pPr>
-      <w:r>
-        <w:rPr>
-          <w:rFonts w:ascii="Times New Roman" w:eastAsia="Times New Roman" w:hAnsi="Times New Roman" w:cs="Times New Roman"/>
-          <w:sz w:val="21"/>
-          <w:szCs w:val="21"/>
-          <w:lang w:eastAsia="en-ID"/>
-        </w:rPr>
-        <w:t xml:space="preserve">Jishnu, A., &amp; Ansari, E. (2026, January 28). </w:t>
-      </w:r>
-      <w:r>
-        <w:rPr>
-          <w:rFonts w:ascii="Times New Roman" w:eastAsia="Times New Roman" w:hAnsi="Times New Roman" w:cs="Times New Roman"/>
+        <w:pStyle w:val="NormalWeb"/>
+        <w:spacing w:line="360" w:lineRule="auto"/>
+        <w:rPr>
+          <w:color w:val="0000FF"/>
+          <w:sz w:val="21"/>
+          <w:szCs w:val="21"/>
+          <w:u w:val="single"/>
+        </w:rPr>
+      </w:pPr>
+      <w:r>
+        <w:rPr>
+          <w:sz w:val="21"/>
+          <w:szCs w:val="21"/>
+        </w:rPr>
+        <w:t xml:space="preserve">Jouppi, N. P., Young, C., Patil, N., Patterson, D., Agrawal, G., Bajwa, R., et al. (2017). In-datacenter performance analysis of a tensor processing unit. </w:t>
+      </w:r>
+      <w:r>
+        <w:rPr>
           <w:i/>
           <w:iCs/>
           <w:sz w:val="21"/>
           <w:szCs w:val="21"/>
-          <w:lang w:eastAsia="en-ID"/>
-        </w:rPr>
-        <w:t>AI memory boom squeezes legacy DRAM supply, pushing prices higher</w:t>
-      </w:r>
-      <w:r>
-        <w:rPr>
-          <w:rFonts w:ascii="Times New Roman" w:eastAsia="Times New Roman" w:hAnsi="Times New Roman" w:cs="Times New Roman"/>
-          <w:sz w:val="21"/>
-          <w:szCs w:val="21"/>
-          <w:lang w:eastAsia="en-ID"/>
-        </w:rPr>
-        <w:t xml:space="preserve">. S&amp;P Global Market Intelligence. </w:t>
-      </w:r>
-      <w:hyperlink r:id="rId8" w:history="1">
+        </w:rPr>
+        <w:t>Proceedings of the 44th Annual International Symposium on Computer Architecture</w:t>
+      </w:r>
+      <w:r>
+        <w:rPr>
+          <w:sz w:val="21"/>
+          <w:szCs w:val="21"/>
+        </w:rPr>
+        <w:t xml:space="preserve">, 1–12. </w:t>
+      </w:r>
+      <w:hyperlink r:id="rId9" w:history="1">
         <w:r>
           <w:rPr>
-            <w:rFonts w:ascii="Times New Roman" w:eastAsia="Times New Roman" w:hAnsi="Times New Roman" w:cs="Times New Roman"/>
             <w:color w:val="0000FF"/>
             <w:sz w:val="21"/>
             <w:szCs w:val="21"/>
             <w:u w:val="single"/>
-            <w:lang w:eastAsia="en-ID"/>
+          </w:rPr>
+          <w:t>https://doi.org/10.1145/3079856.3080246</w:t>
+        </w:r>
+      </w:hyperlink>
+    </w:p>
+    <w:p>
+      <w:pPr>
+        <w:pStyle w:val="NormalWeb"/>
+        <w:spacing w:line="360" w:lineRule="auto"/>
+        <w:rPr>
+          <w:sz w:val="21"/>
+          <w:szCs w:val="21"/>
+        </w:rPr>
+      </w:pPr>
+      <w:r>
+        <w:rPr>
+          <w:sz w:val="21"/>
+          <w:szCs w:val="21"/>
+        </w:rPr>
+        <w:t xml:space="preserve">Jishnu, A., &amp; Ansari, E. (2026, 28 Januari). </w:t>
+      </w:r>
+      <w:r>
+        <w:rPr>
+          <w:rStyle w:val="Emphasis"/>
+          <w:sz w:val="21"/>
+          <w:szCs w:val="21"/>
+        </w:rPr>
+        <w:t>AI memory boom squeezes legacy DRAM supply, pushing prices higher</w:t>
+      </w:r>
+      <w:r>
+        <w:rPr>
+          <w:sz w:val="21"/>
+          <w:szCs w:val="21"/>
+        </w:rPr>
+        <w:t xml:space="preserve">. S&amp;P Global Market Intelligence. </w:t>
+      </w:r>
+      <w:hyperlink r:id="rId10" w:history="1">
+        <w:r>
+          <w:rPr>
+            <w:rStyle w:val="Hyperlink"/>
+            <w:sz w:val="21"/>
+            <w:szCs w:val="21"/>
           </w:rPr>
           <w:t>https://www.spglobal.com/market-intelligence/en/news-insights/research/2026/01/ai-memory-boom-squeezes-legacy-dram-supply-pushing-prices-higher</w:t>
         </w:r>
@@ -2099,54 +3004,43 @@
     </w:p>
     <w:p>
       <w:pPr>
-        <w:spacing w:before="100" w:beforeAutospacing="1" w:after="100" w:afterAutospacing="1" w:line="240" w:lineRule="auto"/>
-        <w:rPr>
-          <w:rFonts w:ascii="Times New Roman" w:eastAsia="Times New Roman" w:hAnsi="Times New Roman" w:cs="Times New Roman"/>
-          <w:sz w:val="21"/>
-          <w:szCs w:val="21"/>
-          <w:lang w:eastAsia="en-ID"/>
-        </w:rPr>
-      </w:pPr>
-      <w:r>
-        <w:rPr>
-          <w:rFonts w:ascii="Times New Roman" w:eastAsia="Times New Roman" w:hAnsi="Times New Roman" w:cs="Times New Roman"/>
-          <w:sz w:val="21"/>
-          <w:szCs w:val="21"/>
-          <w:lang w:eastAsia="en-ID"/>
-        </w:rPr>
-        <w:t xml:space="preserve">Jouppi, N. P., Young, C., Patil, N., Patterson, D., Agrawal, G., Bajwa, R., et al. (2017). In-datacenter performance analysis of a tensor processing unit. </w:t>
-      </w:r>
-      <w:r>
-        <w:rPr>
-          <w:rFonts w:ascii="Times New Roman" w:eastAsia="Times New Roman" w:hAnsi="Times New Roman" w:cs="Times New Roman"/>
-          <w:i/>
-          <w:iCs/>
-          <w:sz w:val="21"/>
-          <w:szCs w:val="21"/>
-          <w:lang w:eastAsia="en-ID"/>
-        </w:rPr>
-        <w:t>Proceedings of the 44th Annual International Symposium on Computer Architecture</w:t>
-      </w:r>
-      <w:r>
-        <w:rPr>
-          <w:rFonts w:ascii="Times New Roman" w:eastAsia="Times New Roman" w:hAnsi="Times New Roman" w:cs="Times New Roman"/>
-          <w:sz w:val="21"/>
-          <w:szCs w:val="21"/>
-          <w:lang w:eastAsia="en-ID"/>
-        </w:rPr>
-        <w:t xml:space="preserve">, 1–12. </w:t>
-      </w:r>
-      <w:hyperlink r:id="rId9" w:history="1">
+        <w:pStyle w:val="NormalWeb"/>
+        <w:spacing w:line="360" w:lineRule="auto"/>
+        <w:rPr>
+          <w:sz w:val="21"/>
+          <w:szCs w:val="21"/>
+        </w:rPr>
+      </w:pPr>
+      <w:r>
+        <w:rPr>
+          <w:sz w:val="21"/>
+          <w:szCs w:val="21"/>
+        </w:rPr>
+        <w:t xml:space="preserve">Meta. (2024). </w:t>
+      </w:r>
+      <w:r>
+        <w:rPr>
+          <w:rStyle w:val="Emphasis"/>
+          <w:sz w:val="21"/>
+          <w:szCs w:val="21"/>
+        </w:rPr>
+        <w:t>Llama 3.1 8B</w:t>
+      </w:r>
+      <w:r>
+        <w:rPr>
+          <w:sz w:val="21"/>
+          <w:szCs w:val="21"/>
+        </w:rPr>
+        <w:t xml:space="preserve"> [Model card]. Hugging Face. </w:t>
+      </w:r>
+      <w:hyperlink r:id="rId11" w:history="1">
         <w:r>
           <w:rPr>
-            <w:rFonts w:ascii="Times New Roman" w:eastAsia="Times New Roman" w:hAnsi="Times New Roman" w:cs="Times New Roman"/>
-            <w:color w:val="0000FF"/>
+            <w:rStyle w:val="Hyperlink"/>
             <w:sz w:val="21"/>
             <w:szCs w:val="21"/>
-            <w:u w:val="single"/>
-            <w:lang w:eastAsia="en-ID"/>
           </w:rPr>
-          <w:t>https://doi.org/10.1145/3079856.3080246</w:t>
+          <w:t>https://huggingface.co/meta-llama/Llama-3.1-8B</w:t>
         </w:r>
       </w:hyperlink>
     </w:p>
@@ -2159,11 +3053,157 @@
           <w:szCs w:val="21"/>
         </w:rPr>
       </w:pPr>
-      <w:bookmarkStart w:id="0" w:name="_GoBack"/>
-      <w:bookmarkEnd w:id="0"/>
+      <w:r>
+        <w:rPr>
+          <w:sz w:val="21"/>
+          <w:szCs w:val="21"/>
+        </w:rPr>
+        <w:t xml:space="preserve">Bisnis.com. (2025, 11 Desember). </w:t>
+      </w:r>
+      <w:r>
+        <w:rPr>
+          <w:rStyle w:val="Emphasis"/>
+          <w:sz w:val="21"/>
+          <w:szCs w:val="21"/>
+        </w:rPr>
+        <w:t>Siap-siap! Ledakan AI diprediksi picu kenaikan harga RAM tahun depan</w:t>
+      </w:r>
+      <w:r>
+        <w:rPr>
+          <w:sz w:val="21"/>
+          <w:szCs w:val="21"/>
+        </w:rPr>
+        <w:t xml:space="preserve">. </w:t>
+      </w:r>
+      <w:hyperlink r:id="rId12" w:history="1">
+        <w:r>
+          <w:rPr>
+            <w:rStyle w:val="Hyperlink"/>
+            <w:sz w:val="21"/>
+            <w:szCs w:val="21"/>
+          </w:rPr>
+          <w:t>https://teknologi.bisnis.com/read/20251211/84/1936170/siap-siap-ledakan-ai-diprediksi-picu-kenaikan-harga-ram-tahun-depan</w:t>
+        </w:r>
+      </w:hyperlink>
+    </w:p>
+    <w:p>
+      <w:pPr>
+        <w:pStyle w:val="NormalWeb"/>
+        <w:spacing w:line="360" w:lineRule="auto"/>
+        <w:rPr>
+          <w:sz w:val="21"/>
+          <w:szCs w:val="21"/>
+        </w:rPr>
+      </w:pPr>
+      <w:r>
+        <w:rPr>
+          <w:sz w:val="21"/>
+          <w:szCs w:val="21"/>
+        </w:rPr>
+        <w:t xml:space="preserve">Mann, T. (2026, 2 Februari). </w:t>
+      </w:r>
+      <w:r>
+        <w:rPr>
+          <w:rStyle w:val="Emphasis"/>
+          <w:sz w:val="21"/>
+          <w:szCs w:val="21"/>
+        </w:rPr>
+        <w:t>DRAM prices expected to double in Q1 as AI ambitions push memory fabs to their limit</w:t>
+      </w:r>
+      <w:r>
+        <w:rPr>
+          <w:sz w:val="21"/>
+          <w:szCs w:val="21"/>
+        </w:rPr>
+        <w:t xml:space="preserve">. The Register. </w:t>
+      </w:r>
+      <w:hyperlink r:id="rId13" w:history="1">
+        <w:r>
+          <w:rPr>
+            <w:rStyle w:val="Hyperlink"/>
+            <w:sz w:val="21"/>
+            <w:szCs w:val="21"/>
+          </w:rPr>
+          <w:t>https://www.theregister.com/on-prem/2026/02/02/dram-prices-expected-to-nearly-double-in-q1/4179710</w:t>
+        </w:r>
+      </w:hyperlink>
+    </w:p>
+    <w:p>
+      <w:pPr>
+        <w:pStyle w:val="NormalWeb"/>
+        <w:spacing w:line="360" w:lineRule="auto"/>
+        <w:rPr>
+          <w:sz w:val="21"/>
+          <w:szCs w:val="21"/>
+        </w:rPr>
+      </w:pPr>
+      <w:r>
+        <w:rPr>
+          <w:sz w:val="21"/>
+          <w:szCs w:val="21"/>
+        </w:rPr>
+        <w:lastRenderedPageBreak/>
+        <w:t xml:space="preserve">Nur Amalina. (2025, 11 Desember). </w:t>
+      </w:r>
+      <w:r>
+        <w:rPr>
+          <w:rStyle w:val="Emphasis"/>
+          <w:sz w:val="21"/>
+          <w:szCs w:val="21"/>
+        </w:rPr>
+        <w:t>Siap-siap! Ledakan AI diprediksi picu kenaikan harga RAM tahun depan</w:t>
+      </w:r>
+      <w:r>
+        <w:rPr>
+          <w:sz w:val="21"/>
+          <w:szCs w:val="21"/>
+        </w:rPr>
+        <w:t xml:space="preserve">. Bisnis.com. </w:t>
+      </w:r>
+      <w:hyperlink r:id="rId14" w:history="1">
+        <w:r>
+          <w:rPr>
+            <w:rStyle w:val="Hyperlink"/>
+            <w:sz w:val="21"/>
+            <w:szCs w:val="21"/>
+          </w:rPr>
+          <w:t>https://teknologi.bisnis.com/read/20251211/84/1936170/siap-siap-ledakan-ai-diprediksi-picu-kenaikan-harga-ram-tahun-depan</w:t>
+        </w:r>
+      </w:hyperlink>
+    </w:p>
+    <w:p>
+      <w:pPr>
+        <w:pStyle w:val="NormalWeb"/>
+        <w:spacing w:line="360" w:lineRule="auto"/>
+        <w:rPr>
+          <w:sz w:val="21"/>
+          <w:szCs w:val="21"/>
+        </w:rPr>
+      </w:pPr>
+    </w:p>
+    <w:p>
+      <w:pPr>
+        <w:spacing w:before="100" w:beforeAutospacing="1" w:after="100" w:afterAutospacing="1" w:line="360" w:lineRule="auto"/>
+        <w:rPr>
+          <w:rFonts w:ascii="Times New Roman" w:eastAsia="Times New Roman" w:hAnsi="Times New Roman" w:cs="Times New Roman"/>
+          <w:sz w:val="21"/>
+          <w:szCs w:val="21"/>
+          <w:lang w:eastAsia="en-ID"/>
+        </w:rPr>
+      </w:pPr>
+    </w:p>
+    <w:p>
+      <w:pPr>
+        <w:pStyle w:val="NormalWeb"/>
+        <w:spacing w:line="360" w:lineRule="auto"/>
+        <w:rPr>
+          <w:sz w:val="21"/>
+          <w:szCs w:val="21"/>
+        </w:rPr>
+      </w:pPr>
     </w:p>
     <w:sectPr>
-      <w:footerReference w:type="default" r:id="rId10"/>
+      <w:footerReference w:type="default" r:id="rId15"/>
       <w:pgSz w:w="11906" w:h="16838"/>
       <w:pgMar w:top="1440" w:right="1440" w:bottom="1440" w:left="1440" w:header="708" w:footer="708" w:gutter="0"/>
       <w:cols w:space="708"/>
@@ -3169,6 +4209,37 @@
       <w:szCs w:val="32"/>
     </w:rPr>
   </w:style>
+  <w:style w:type="table" w:styleId="TableGrid">
+    <w:name w:val="Table Grid"/>
+    <w:basedOn w:val="TableNormal"/>
+    <w:uiPriority w:val="39"/>
+    <w:rsid w:val="008315D7"/>
+    <w:pPr>
+      <w:spacing w:after="0" w:line="240" w:lineRule="auto"/>
+    </w:pPr>
+    <w:tblPr>
+      <w:tblBorders>
+        <w:top w:val="single" w:sz="4" w:space="0" w:color="auto"/>
+        <w:left w:val="single" w:sz="4" w:space="0" w:color="auto"/>
+        <w:bottom w:val="single" w:sz="4" w:space="0" w:color="auto"/>
+        <w:right w:val="single" w:sz="4" w:space="0" w:color="auto"/>
+        <w:insideH w:val="single" w:sz="4" w:space="0" w:color="auto"/>
+        <w:insideV w:val="single" w:sz="4" w:space="0" w:color="auto"/>
+      </w:tblBorders>
+    </w:tblPr>
+  </w:style>
+  <w:style w:type="character" w:styleId="FollowedHyperlink">
+    <w:name w:val="FollowedHyperlink"/>
+    <w:basedOn w:val="DefaultParagraphFont"/>
+    <w:uiPriority w:val="99"/>
+    <w:semiHidden/>
+    <w:unhideWhenUsed/>
+    <w:rsid w:val="003D1710"/>
+    <w:rPr>
+      <w:color w:val="954F72" w:themeColor="followedHyperlink"/>
+      <w:u w:val="single"/>
+    </w:rPr>
+  </w:style>
 </w:styles>
 </file>
 
